--- a/cv/cv_doc.docx
+++ b/cv/cv_doc.docx
@@ -53,7 +53,7 @@
                 <w:rFonts w:ascii="Palatino Linotype" w:hAnsi="Palatino Linotype"/>
                 <w:b/>
                 <w:bCs/>
-                <w:color w:val="3E566C"/>
+                <w:color w:val="000000" w:themeColor="text1"/>
                 <w:sz w:val="28"/>
                 <w:szCs w:val="28"/>
                 <w:lang w:val="en-US"/>
@@ -65,7 +65,7 @@
                 <w:rFonts w:ascii="Palatino Linotype" w:hAnsi="Palatino Linotype"/>
                 <w:b/>
                 <w:bCs/>
-                <w:color w:val="3E566C"/>
+                <w:color w:val="000000" w:themeColor="text1"/>
                 <w:sz w:val="28"/>
                 <w:szCs w:val="28"/>
                 <w:lang w:val="en-US"/>
@@ -77,7 +77,7 @@
                 <w:rFonts w:ascii="Palatino Linotype" w:hAnsi="Palatino Linotype"/>
                 <w:b/>
                 <w:bCs/>
-                <w:color w:val="3E566C"/>
+                <w:color w:val="000000" w:themeColor="text1"/>
                 <w:sz w:val="28"/>
                 <w:szCs w:val="28"/>
                 <w:lang w:val="en-US"/>
@@ -88,7 +88,7 @@
                 <w:rFonts w:ascii="Palatino Linotype" w:hAnsi="Palatino Linotype"/>
                 <w:b/>
                 <w:bCs/>
-                <w:color w:val="3E566C"/>
+                <w:color w:val="000000" w:themeColor="text1"/>
                 <w:sz w:val="28"/>
                 <w:szCs w:val="28"/>
                 <w:lang w:val="en-US"/>
@@ -101,7 +101,7 @@
                 <w:rFonts w:ascii="Palatino Linotype" w:hAnsi="Palatino Linotype"/>
                 <w:b/>
                 <w:bCs/>
-                <w:color w:val="3E566C"/>
+                <w:color w:val="000000" w:themeColor="text1"/>
                 <w:sz w:val="28"/>
                 <w:szCs w:val="28"/>
                 <w:u w:val="none"/>
@@ -114,7 +114,7 @@
                 <w:rFonts w:ascii="Palatino Linotype" w:hAnsi="Palatino Linotype"/>
                 <w:b/>
                 <w:bCs/>
-                <w:color w:val="3E566C"/>
+                <w:color w:val="000000" w:themeColor="text1"/>
                 <w:sz w:val="28"/>
                 <w:szCs w:val="28"/>
                 <w:lang w:val="en-US"/>
@@ -190,7 +190,7 @@
                 <w:szCs w:val="22"/>
                 <w:lang w:val="en-US"/>
               </w:rPr>
-              <w:t>September 28, 2025</w:t>
+              <w:t>June 1, 2026</w:t>
             </w:r>
             <w:r>
               <w:rPr>
@@ -615,17 +615,37 @@
                 <w:szCs w:val="20"/>
                 <w:lang w:val="en-US"/>
               </w:rPr>
-              <w:t>Personnel Economics</w:t>
-            </w:r>
-            <w:r>
-              <w:rPr>
-                <w:rFonts w:ascii="Palatino Linotype" w:hAnsi="Palatino Linotype"/>
-                <w:color w:val="000000"/>
-                <w:sz w:val="20"/>
-                <w:szCs w:val="20"/>
-                <w:lang w:val="en-US"/>
-              </w:rPr>
-              <w:t>, Management Accounting</w:t>
+              <w:t>Management Accounting</w:t>
+            </w:r>
+            <w:r>
+              <w:rPr>
+                <w:rFonts w:ascii="Palatino Linotype" w:hAnsi="Palatino Linotype"/>
+                <w:color w:val="000000"/>
+                <w:sz w:val="20"/>
+                <w:szCs w:val="20"/>
+                <w:lang w:val="en-US"/>
+              </w:rPr>
+              <w:t xml:space="preserve">, </w:t>
+            </w:r>
+            <w:r>
+              <w:rPr>
+                <w:rFonts w:ascii="Palatino Linotype" w:hAnsi="Palatino Linotype"/>
+                <w:color w:val="000000"/>
+                <w:sz w:val="20"/>
+                <w:szCs w:val="20"/>
+                <w:lang w:val="en-US"/>
+              </w:rPr>
+              <w:t>Personnel Economic</w:t>
+            </w:r>
+            <w:r>
+              <w:rPr>
+                <w:rFonts w:ascii="Palatino Linotype" w:hAnsi="Palatino Linotype"/>
+                <w:color w:val="000000"/>
+                <w:sz w:val="20"/>
+                <w:szCs w:val="20"/>
+                <w:lang w:val="en-US"/>
+              </w:rPr>
+              <w:t>s</w:t>
             </w:r>
           </w:p>
         </w:tc>
@@ -757,119 +777,100 @@
                 <w:szCs w:val="20"/>
                 <w:lang w:val="en-US"/>
               </w:rPr>
-              <w:t>Research Associate</w:t>
-            </w:r>
-            <w:r>
-              <w:rPr>
-                <w:rFonts w:ascii="Palatino Linotype" w:hAnsi="Palatino Linotype"/>
-                <w:b/>
-                <w:bCs/>
-                <w:color w:val="000000"/>
-                <w:sz w:val="20"/>
-                <w:szCs w:val="20"/>
-                <w:lang w:val="en-US"/>
-              </w:rPr>
-              <w:t xml:space="preserve"> (</w:t>
-            </w:r>
-            <w:r>
-              <w:rPr>
-                <w:rFonts w:ascii="Palatino Linotype" w:hAnsi="Palatino Linotype"/>
-                <w:b/>
-                <w:bCs/>
-                <w:color w:val="000000"/>
-                <w:sz w:val="20"/>
-                <w:szCs w:val="20"/>
-                <w:lang w:val="en-US"/>
-              </w:rPr>
-              <w:t>10/2020</w:t>
-            </w:r>
-            <w:r>
-              <w:rPr>
-                <w:rFonts w:ascii="Palatino Linotype" w:hAnsi="Palatino Linotype"/>
-                <w:b/>
-                <w:bCs/>
-                <w:color w:val="000000"/>
-                <w:sz w:val="20"/>
-                <w:szCs w:val="20"/>
-                <w:lang w:val="en-US"/>
-              </w:rPr>
-              <w:t xml:space="preserve"> – 12/2025</w:t>
-            </w:r>
-            <w:r>
-              <w:rPr>
-                <w:rFonts w:ascii="Palatino Linotype" w:hAnsi="Palatino Linotype"/>
-                <w:b/>
-                <w:bCs/>
-                <w:color w:val="000000"/>
-                <w:sz w:val="20"/>
-                <w:szCs w:val="20"/>
-                <w:lang w:val="en-US"/>
-              </w:rPr>
-              <w:t>)</w:t>
-            </w:r>
-          </w:p>
-          <w:p>
-            <w:pPr>
-              <w:pStyle w:val="StandardWeb"/>
-              <w:spacing w:before="0" w:beforeAutospacing="0" w:after="0" w:afterAutospacing="0"/>
-              <w:rPr>
-                <w:rFonts w:ascii="Palatino Linotype" w:hAnsi="Palatino Linotype"/>
-                <w:color w:val="000000"/>
-                <w:sz w:val="20"/>
-                <w:szCs w:val="20"/>
-                <w:lang w:val="en-US"/>
-              </w:rPr>
-            </w:pPr>
-            <w:r>
-              <w:rPr>
-                <w:rFonts w:ascii="Palatino Linotype" w:hAnsi="Palatino Linotype"/>
-                <w:color w:val="000000"/>
-                <w:sz w:val="20"/>
-                <w:szCs w:val="20"/>
-                <w:lang w:val="en-US"/>
-              </w:rPr>
-              <w:t>Seminar for Personnel Economics</w:t>
-            </w:r>
-          </w:p>
-          <w:p>
-            <w:pPr>
-              <w:pStyle w:val="StandardWeb"/>
-              <w:spacing w:before="0" w:beforeAutospacing="0" w:after="0" w:afterAutospacing="0"/>
-              <w:rPr>
-                <w:rFonts w:ascii="Palatino Linotype" w:hAnsi="Palatino Linotype"/>
-                <w:color w:val="000000"/>
-                <w:sz w:val="20"/>
-                <w:szCs w:val="20"/>
-                <w:lang w:val="en-US"/>
-              </w:rPr>
-            </w:pPr>
-            <w:r>
-              <w:rPr>
-                <w:rFonts w:ascii="Palatino Linotype" w:hAnsi="Palatino Linotype"/>
-                <w:color w:val="000000"/>
-                <w:sz w:val="20"/>
-                <w:szCs w:val="20"/>
-                <w:lang w:val="en-US"/>
-              </w:rPr>
-              <w:t>University of Cologne,</w:t>
-            </w:r>
-            <w:r>
-              <w:rPr>
-                <w:rFonts w:ascii="Palatino Linotype" w:hAnsi="Palatino Linotype"/>
-                <w:color w:val="000000"/>
-                <w:sz w:val="20"/>
-                <w:szCs w:val="20"/>
-                <w:lang w:val="en-US"/>
-              </w:rPr>
-              <w:t xml:space="preserve"> Germany</w:t>
-            </w:r>
-          </w:p>
-          <w:p>
-            <w:pPr>
-              <w:pStyle w:val="StandardWeb"/>
-              <w:spacing w:before="0" w:beforeAutospacing="0" w:after="0" w:afterAutospacing="0"/>
-              <w:rPr>
-                <w:rFonts w:ascii="Palatino Linotype" w:hAnsi="Palatino Linotype"/>
+              <w:t>Post-Doctoral Researcher (04/2026 – 09/2027)</w:t>
+            </w:r>
+          </w:p>
+          <w:p>
+            <w:pPr>
+              <w:pStyle w:val="StandardWeb"/>
+              <w:spacing w:before="0" w:beforeAutospacing="0" w:after="0" w:afterAutospacing="0"/>
+              <w:rPr>
+                <w:rFonts w:ascii="Palatino Linotype" w:hAnsi="Palatino Linotype"/>
+                <w:color w:val="000000"/>
+                <w:sz w:val="20"/>
+                <w:szCs w:val="20"/>
+                <w:lang w:val="en-US"/>
+              </w:rPr>
+            </w:pPr>
+            <w:r>
+              <w:rPr>
+                <w:rFonts w:ascii="Palatino Linotype" w:hAnsi="Palatino Linotype"/>
+                <w:color w:val="000000"/>
+                <w:sz w:val="20"/>
+                <w:szCs w:val="20"/>
+                <w:lang w:val="en-US"/>
+              </w:rPr>
+              <w:t>Department Corporate Development</w:t>
+            </w:r>
+            <w:r>
+              <w:rPr>
+                <w:rFonts w:ascii="Palatino Linotype" w:hAnsi="Palatino Linotype"/>
+                <w:color w:val="000000"/>
+                <w:sz w:val="20"/>
+                <w:szCs w:val="20"/>
+                <w:lang w:val="en-US"/>
+              </w:rPr>
+              <w:t xml:space="preserve"> </w:t>
+            </w:r>
+            <w:r>
+              <w:rPr>
+                <w:rFonts w:ascii="Palatino Linotype" w:hAnsi="Palatino Linotype"/>
+                <w:color w:val="000000"/>
+                <w:sz w:val="20"/>
+                <w:szCs w:val="20"/>
+                <w:lang w:val="en-US"/>
+              </w:rPr>
+              <w:t>–</w:t>
+            </w:r>
+            <w:r>
+              <w:rPr>
+                <w:rFonts w:ascii="Palatino Linotype" w:hAnsi="Palatino Linotype"/>
+                <w:color w:val="000000"/>
+                <w:sz w:val="20"/>
+                <w:szCs w:val="20"/>
+                <w:lang w:val="en-US"/>
+              </w:rPr>
+              <w:t xml:space="preserve"> </w:t>
+            </w:r>
+            <w:r>
+              <w:rPr>
+                <w:rFonts w:ascii="Palatino Linotype" w:hAnsi="Palatino Linotype"/>
+                <w:color w:val="000000"/>
+                <w:sz w:val="20"/>
+                <w:szCs w:val="20"/>
+                <w:lang w:val="en-US"/>
+              </w:rPr>
+              <w:t>Universit</w:t>
+            </w:r>
+            <w:r>
+              <w:rPr>
+                <w:rFonts w:ascii="Palatino Linotype" w:hAnsi="Palatino Linotype"/>
+                <w:color w:val="000000"/>
+                <w:sz w:val="20"/>
+                <w:szCs w:val="20"/>
+                <w:lang w:val="en-US"/>
+              </w:rPr>
+              <w:t>y</w:t>
+            </w:r>
+            <w:r>
+              <w:rPr>
+                <w:rFonts w:ascii="Palatino Linotype" w:hAnsi="Palatino Linotype"/>
+                <w:color w:val="000000"/>
+                <w:sz w:val="20"/>
+                <w:szCs w:val="20"/>
+                <w:lang w:val="en-US"/>
+              </w:rPr>
+              <w:t xml:space="preserve"> of Cologne, Germany</w:t>
+            </w:r>
+          </w:p>
+          <w:p>
+            <w:pPr>
+              <w:pStyle w:val="StandardWeb"/>
+              <w:spacing w:before="0" w:beforeAutospacing="0" w:after="0" w:afterAutospacing="0"/>
+              <w:rPr>
+                <w:rFonts w:ascii="Palatino Linotype" w:hAnsi="Palatino Linotype"/>
+                <w:b/>
+                <w:bCs/>
                 <w:color w:val="000000"/>
                 <w:sz w:val="12"/>
                 <w:szCs w:val="12"/>
@@ -883,97 +884,118 @@
               <w:spacing w:before="0" w:beforeAutospacing="0" w:after="0" w:afterAutospacing="0"/>
               <w:rPr>
                 <w:rFonts w:ascii="Palatino Linotype" w:hAnsi="Palatino Linotype"/>
-                <w:color w:val="000000"/>
-                <w:sz w:val="20"/>
-                <w:szCs w:val="20"/>
-                <w:lang w:val="en-US"/>
-              </w:rPr>
-            </w:pPr>
-            <w:r>
-              <w:rPr>
-                <w:rFonts w:ascii="Palatino Linotype" w:hAnsi="Palatino Linotype"/>
-                <w:color w:val="000000"/>
-                <w:sz w:val="20"/>
-                <w:szCs w:val="20"/>
-                <w:lang w:val="en-US"/>
-              </w:rPr>
-              <w:t>Visiting Researcher</w:t>
-            </w:r>
-            <w:r>
-              <w:rPr>
-                <w:rFonts w:ascii="Palatino Linotype" w:hAnsi="Palatino Linotype"/>
-                <w:color w:val="000000"/>
-                <w:sz w:val="20"/>
-                <w:szCs w:val="20"/>
-                <w:lang w:val="en-US"/>
-              </w:rPr>
-              <w:t xml:space="preserve"> (09/2025 – 11/2025)</w:t>
-            </w:r>
-          </w:p>
-          <w:p>
-            <w:pPr>
-              <w:pStyle w:val="StandardWeb"/>
-              <w:spacing w:before="0" w:beforeAutospacing="0" w:after="0" w:afterAutospacing="0"/>
-              <w:rPr>
-                <w:rFonts w:ascii="Palatino Linotype" w:hAnsi="Palatino Linotype"/>
-                <w:color w:val="000000"/>
-                <w:sz w:val="20"/>
-                <w:szCs w:val="20"/>
-                <w:lang w:val="en-US"/>
-              </w:rPr>
-            </w:pPr>
-            <w:r>
-              <w:rPr>
-                <w:rFonts w:ascii="Palatino Linotype" w:hAnsi="Palatino Linotype"/>
-                <w:color w:val="000000"/>
-                <w:sz w:val="20"/>
-                <w:szCs w:val="20"/>
-                <w:lang w:val="en-US"/>
-              </w:rPr>
-              <w:t>Department of Accountin</w:t>
-            </w:r>
-            <w:r>
-              <w:rPr>
-                <w:rFonts w:ascii="Palatino Linotype" w:hAnsi="Palatino Linotype"/>
-                <w:color w:val="000000"/>
-                <w:sz w:val="20"/>
-                <w:szCs w:val="20"/>
-                <w:lang w:val="en-US"/>
-              </w:rPr>
-              <w:t>g</w:t>
-            </w:r>
-          </w:p>
-          <w:p>
-            <w:pPr>
-              <w:pStyle w:val="StandardWeb"/>
-              <w:spacing w:before="0" w:beforeAutospacing="0" w:after="0" w:afterAutospacing="0"/>
-              <w:rPr>
-                <w:rFonts w:ascii="Palatino Linotype" w:hAnsi="Palatino Linotype"/>
-                <w:color w:val="000000"/>
-                <w:sz w:val="20"/>
-                <w:szCs w:val="20"/>
-                <w:lang w:val="en-US"/>
-              </w:rPr>
-            </w:pPr>
-            <w:r>
-              <w:rPr>
-                <w:rFonts w:ascii="Palatino Linotype" w:hAnsi="Palatino Linotype"/>
-                <w:color w:val="000000"/>
-                <w:sz w:val="20"/>
-                <w:szCs w:val="20"/>
-                <w:lang w:val="en-US"/>
-              </w:rPr>
-              <w:t>N</w:t>
-            </w:r>
-            <w:r>
-              <w:rPr>
-                <w:rFonts w:ascii="Palatino Linotype" w:hAnsi="Palatino Linotype"/>
-                <w:color w:val="000000"/>
-                <w:sz w:val="20"/>
-                <w:szCs w:val="20"/>
-                <w:lang w:val="en-US"/>
-              </w:rPr>
-              <w:t>US Business School, Singapore</w:t>
+                <w:b/>
+                <w:bCs/>
+                <w:color w:val="000000"/>
+                <w:sz w:val="20"/>
+                <w:szCs w:val="20"/>
+                <w:lang w:val="en-US"/>
+              </w:rPr>
+            </w:pPr>
+            <w:r>
+              <w:rPr>
+                <w:rFonts w:ascii="Palatino Linotype" w:hAnsi="Palatino Linotype"/>
+                <w:b/>
+                <w:bCs/>
+                <w:color w:val="000000"/>
+                <w:sz w:val="20"/>
+                <w:szCs w:val="20"/>
+                <w:lang w:val="en-US"/>
+              </w:rPr>
+              <w:t>Research Associate</w:t>
+            </w:r>
+            <w:r>
+              <w:rPr>
+                <w:rFonts w:ascii="Palatino Linotype" w:hAnsi="Palatino Linotype"/>
+                <w:b/>
+                <w:bCs/>
+                <w:color w:val="000000"/>
+                <w:sz w:val="20"/>
+                <w:szCs w:val="20"/>
+                <w:lang w:val="en-US"/>
+              </w:rPr>
+              <w:t xml:space="preserve"> (</w:t>
+            </w:r>
+            <w:r>
+              <w:rPr>
+                <w:rFonts w:ascii="Palatino Linotype" w:hAnsi="Palatino Linotype"/>
+                <w:b/>
+                <w:bCs/>
+                <w:color w:val="000000"/>
+                <w:sz w:val="20"/>
+                <w:szCs w:val="20"/>
+                <w:lang w:val="en-US"/>
+              </w:rPr>
+              <w:t>10/2020</w:t>
+            </w:r>
+            <w:r>
+              <w:rPr>
+                <w:rFonts w:ascii="Palatino Linotype" w:hAnsi="Palatino Linotype"/>
+                <w:b/>
+                <w:bCs/>
+                <w:color w:val="000000"/>
+                <w:sz w:val="20"/>
+                <w:szCs w:val="20"/>
+                <w:lang w:val="en-US"/>
+              </w:rPr>
+              <w:t xml:space="preserve"> – </w:t>
+            </w:r>
+            <w:r>
+              <w:rPr>
+                <w:rFonts w:ascii="Palatino Linotype" w:hAnsi="Palatino Linotype"/>
+                <w:b/>
+                <w:bCs/>
+                <w:color w:val="000000"/>
+                <w:sz w:val="20"/>
+                <w:szCs w:val="20"/>
+                <w:lang w:val="en-US"/>
+              </w:rPr>
+              <w:t>03/2026</w:t>
+            </w:r>
+            <w:r>
+              <w:rPr>
+                <w:rFonts w:ascii="Palatino Linotype" w:hAnsi="Palatino Linotype"/>
+                <w:b/>
+                <w:bCs/>
+                <w:color w:val="000000"/>
+                <w:sz w:val="20"/>
+                <w:szCs w:val="20"/>
+                <w:lang w:val="en-US"/>
+              </w:rPr>
+              <w:t>)</w:t>
+            </w:r>
+          </w:p>
+          <w:p>
+            <w:pPr>
+              <w:pStyle w:val="StandardWeb"/>
+              <w:spacing w:before="0" w:beforeAutospacing="0" w:after="0" w:afterAutospacing="0"/>
+              <w:rPr>
+                <w:rFonts w:ascii="Palatino Linotype" w:hAnsi="Palatino Linotype"/>
+                <w:color w:val="000000"/>
+                <w:sz w:val="20"/>
+                <w:szCs w:val="20"/>
+                <w:lang w:val="en-US"/>
+              </w:rPr>
+            </w:pPr>
+            <w:r>
+              <w:rPr>
+                <w:rFonts w:ascii="Palatino Linotype" w:hAnsi="Palatino Linotype"/>
+                <w:color w:val="000000"/>
+                <w:sz w:val="20"/>
+                <w:szCs w:val="20"/>
+                <w:lang w:val="en-US"/>
+              </w:rPr>
+              <w:t xml:space="preserve">Department Corporate Development </w:t>
+            </w:r>
+            <w:r>
+              <w:rPr>
+                <w:rFonts w:ascii="Palatino Linotype" w:hAnsi="Palatino Linotype"/>
+                <w:color w:val="000000"/>
+                <w:sz w:val="20"/>
+                <w:szCs w:val="20"/>
+                <w:lang w:val="en-US"/>
+              </w:rPr>
+              <w:t>–</w:t>
             </w:r>
             <w:r>
               <w:rPr>
@@ -985,15 +1007,33 @@
               </w:rPr>
               <w:t xml:space="preserve"> </w:t>
             </w:r>
-          </w:p>
-          <w:p>
-            <w:pPr>
-              <w:pStyle w:val="StandardWeb"/>
-              <w:spacing w:before="0" w:beforeAutospacing="0" w:after="0" w:afterAutospacing="0"/>
-              <w:rPr>
-                <w:rFonts w:ascii="Palatino Linotype" w:hAnsi="Palatino Linotype"/>
-                <w:b/>
-                <w:bCs/>
+            <w:r>
+              <w:rPr>
+                <w:rFonts w:ascii="Palatino Linotype" w:hAnsi="Palatino Linotype"/>
+                <w:color w:val="000000"/>
+                <w:sz w:val="20"/>
+                <w:szCs w:val="20"/>
+                <w:lang w:val="en-US"/>
+              </w:rPr>
+              <w:t>University of Cologne,</w:t>
+            </w:r>
+            <w:r>
+              <w:rPr>
+                <w:rFonts w:ascii="Palatino Linotype" w:hAnsi="Palatino Linotype"/>
+                <w:color w:val="000000"/>
+                <w:sz w:val="20"/>
+                <w:szCs w:val="20"/>
+                <w:lang w:val="en-US"/>
+              </w:rPr>
+              <w:t xml:space="preserve"> Germany</w:t>
+            </w:r>
+          </w:p>
+          <w:p>
+            <w:pPr>
+              <w:pStyle w:val="StandardWeb"/>
+              <w:spacing w:before="0" w:beforeAutospacing="0" w:after="0" w:afterAutospacing="0"/>
+              <w:rPr>
+                <w:rFonts w:ascii="Palatino Linotype" w:hAnsi="Palatino Linotype"/>
                 <w:color w:val="000000"/>
                 <w:sz w:val="12"/>
                 <w:szCs w:val="12"/>
@@ -1031,6 +1071,147 @@
                 <w:szCs w:val="20"/>
                 <w:lang w:val="en-US"/>
               </w:rPr>
+              <w:t xml:space="preserve"> (09/2025 – 11/2025)</w:t>
+            </w:r>
+          </w:p>
+          <w:p>
+            <w:pPr>
+              <w:pStyle w:val="StandardWeb"/>
+              <w:spacing w:before="0" w:beforeAutospacing="0" w:after="0" w:afterAutospacing="0"/>
+              <w:rPr>
+                <w:rFonts w:ascii="Palatino Linotype" w:hAnsi="Palatino Linotype"/>
+                <w:color w:val="000000"/>
+                <w:sz w:val="20"/>
+                <w:szCs w:val="20"/>
+                <w:lang w:val="en-US"/>
+              </w:rPr>
+            </w:pPr>
+            <w:r>
+              <w:rPr>
+                <w:rFonts w:ascii="Palatino Linotype" w:hAnsi="Palatino Linotype"/>
+                <w:color w:val="000000"/>
+                <w:sz w:val="20"/>
+                <w:szCs w:val="20"/>
+                <w:lang w:val="en-US"/>
+              </w:rPr>
+              <w:t>Department of Accountin</w:t>
+            </w:r>
+            <w:r>
+              <w:rPr>
+                <w:rFonts w:ascii="Palatino Linotype" w:hAnsi="Palatino Linotype"/>
+                <w:color w:val="000000"/>
+                <w:sz w:val="20"/>
+                <w:szCs w:val="20"/>
+                <w:lang w:val="en-US"/>
+              </w:rPr>
+              <w:t>g</w:t>
+            </w:r>
+            <w:r>
+              <w:rPr>
+                <w:rFonts w:ascii="Palatino Linotype" w:hAnsi="Palatino Linotype"/>
+                <w:color w:val="000000"/>
+                <w:sz w:val="20"/>
+                <w:szCs w:val="20"/>
+                <w:lang w:val="en-US"/>
+              </w:rPr>
+              <w:t xml:space="preserve"> </w:t>
+            </w:r>
+            <w:r>
+              <w:rPr>
+                <w:rFonts w:ascii="Palatino Linotype" w:hAnsi="Palatino Linotype"/>
+                <w:color w:val="000000"/>
+                <w:sz w:val="20"/>
+                <w:szCs w:val="20"/>
+                <w:lang w:val="en-US"/>
+              </w:rPr>
+              <w:t>–</w:t>
+            </w:r>
+            <w:r>
+              <w:rPr>
+                <w:rFonts w:ascii="Palatino Linotype" w:hAnsi="Palatino Linotype"/>
+                <w:color w:val="000000"/>
+                <w:sz w:val="20"/>
+                <w:szCs w:val="20"/>
+                <w:lang w:val="en-US"/>
+              </w:rPr>
+              <w:t xml:space="preserve"> </w:t>
+            </w:r>
+            <w:r>
+              <w:rPr>
+                <w:rFonts w:ascii="Palatino Linotype" w:hAnsi="Palatino Linotype"/>
+                <w:color w:val="000000"/>
+                <w:sz w:val="20"/>
+                <w:szCs w:val="20"/>
+                <w:lang w:val="en-US"/>
+              </w:rPr>
+              <w:t>N</w:t>
+            </w:r>
+            <w:r>
+              <w:rPr>
+                <w:rFonts w:ascii="Palatino Linotype" w:hAnsi="Palatino Linotype"/>
+                <w:color w:val="000000"/>
+                <w:sz w:val="20"/>
+                <w:szCs w:val="20"/>
+                <w:lang w:val="en-US"/>
+              </w:rPr>
+              <w:t>US Business School, Singapore</w:t>
+            </w:r>
+            <w:r>
+              <w:rPr>
+                <w:rFonts w:ascii="Palatino Linotype" w:hAnsi="Palatino Linotype"/>
+                <w:color w:val="000000"/>
+                <w:sz w:val="20"/>
+                <w:szCs w:val="20"/>
+                <w:lang w:val="en-US"/>
+              </w:rPr>
+              <w:t xml:space="preserve"> </w:t>
+            </w:r>
+          </w:p>
+          <w:p>
+            <w:pPr>
+              <w:pStyle w:val="StandardWeb"/>
+              <w:spacing w:before="0" w:beforeAutospacing="0" w:after="0" w:afterAutospacing="0"/>
+              <w:rPr>
+                <w:rFonts w:ascii="Palatino Linotype" w:hAnsi="Palatino Linotype"/>
+                <w:b/>
+                <w:bCs/>
+                <w:color w:val="000000"/>
+                <w:sz w:val="12"/>
+                <w:szCs w:val="12"/>
+                <w:lang w:val="en-US"/>
+              </w:rPr>
+            </w:pPr>
+          </w:p>
+          <w:p>
+            <w:pPr>
+              <w:pStyle w:val="StandardWeb"/>
+              <w:spacing w:before="0" w:beforeAutospacing="0" w:after="0" w:afterAutospacing="0"/>
+              <w:rPr>
+                <w:rFonts w:ascii="Palatino Linotype" w:hAnsi="Palatino Linotype"/>
+                <w:color w:val="000000"/>
+                <w:sz w:val="20"/>
+                <w:szCs w:val="20"/>
+                <w:lang w:val="en-US"/>
+              </w:rPr>
+            </w:pPr>
+            <w:r>
+              <w:rPr>
+                <w:rFonts w:ascii="Palatino Linotype" w:hAnsi="Palatino Linotype"/>
+                <w:color w:val="000000"/>
+                <w:sz w:val="20"/>
+                <w:szCs w:val="20"/>
+                <w:lang w:val="en-US"/>
+              </w:rPr>
+              <w:t>Visiting Researcher</w:t>
+            </w:r>
+            <w:r>
+              <w:rPr>
+                <w:rFonts w:ascii="Palatino Linotype" w:hAnsi="Palatino Linotype"/>
+                <w:color w:val="000000"/>
+                <w:sz w:val="20"/>
+                <w:szCs w:val="20"/>
+                <w:lang w:val="en-US"/>
+              </w:rPr>
               <w:t xml:space="preserve"> (02/2024 – 04/2024)</w:t>
             </w:r>
           </w:p>
@@ -1066,19 +1247,36 @@
               </w:rPr>
               <w:t>inance</w:t>
             </w:r>
-          </w:p>
-          <w:p>
-            <w:pPr>
-              <w:pStyle w:val="StandardWeb"/>
-              <w:spacing w:before="0" w:beforeAutospacing="0" w:after="0" w:afterAutospacing="0"/>
-              <w:rPr>
-                <w:rFonts w:ascii="Palatino Linotype" w:hAnsi="Palatino Linotype"/>
-                <w:color w:val="000000"/>
-                <w:sz w:val="20"/>
-                <w:szCs w:val="20"/>
-                <w:lang w:val="en-US"/>
-              </w:rPr>
-            </w:pPr>
+            <w:r>
+              <w:rPr>
+                <w:rFonts w:ascii="Palatino Linotype" w:hAnsi="Palatino Linotype"/>
+                <w:color w:val="000000"/>
+                <w:sz w:val="20"/>
+                <w:szCs w:val="20"/>
+                <w:lang w:val="en-US"/>
+              </w:rPr>
+              <w:t xml:space="preserve"> </w:t>
+            </w:r>
+            <w:r>
+              <w:rPr>
+                <w:rFonts w:ascii="Palatino Linotype" w:hAnsi="Palatino Linotype"/>
+                <w:color w:val="000000"/>
+                <w:sz w:val="20"/>
+                <w:szCs w:val="20"/>
+                <w:lang w:val="en-US"/>
+              </w:rPr>
+              <w:t>–</w:t>
+            </w:r>
+            <w:r>
+              <w:rPr>
+                <w:rFonts w:ascii="Palatino Linotype" w:hAnsi="Palatino Linotype"/>
+                <w:color w:val="000000"/>
+                <w:sz w:val="20"/>
+                <w:szCs w:val="20"/>
+                <w:lang w:val="en-US"/>
+              </w:rPr>
+              <w:t xml:space="preserve"> </w:t>
+            </w:r>
             <w:r>
               <w:rPr>
                 <w:rFonts w:ascii="Palatino Linotype" w:hAnsi="Palatino Linotype"/>
@@ -1127,7 +1325,7 @@
       </w:tr>
       <w:tr>
         <w:trPr>
-          <w:trHeight w:val="2761"/>
+          <w:trHeight w:val="2520"/>
         </w:trPr>
         <w:tc>
           <w:tcPr>
@@ -1297,7 +1495,27 @@
                 <w:szCs w:val="20"/>
                 <w:lang w:val="en-US"/>
               </w:rPr>
-              <w:t>Dirk Sliwka, 2</w:t>
+              <w:t>Dirk Sliwka</w:t>
+            </w:r>
+            <w:r>
+              <w:rPr>
+                <w:rFonts w:ascii="Palatino Linotype" w:hAnsi="Palatino Linotype"/>
+                <w:color w:val="000000"/>
+                <w:sz w:val="20"/>
+                <w:szCs w:val="20"/>
+                <w:lang w:val="en-US"/>
+              </w:rPr>
+              <w:t xml:space="preserve"> (Cologne)</w:t>
+            </w:r>
+            <w:r>
+              <w:rPr>
+                <w:rFonts w:ascii="Palatino Linotype" w:hAnsi="Palatino Linotype"/>
+                <w:color w:val="000000"/>
+                <w:sz w:val="20"/>
+                <w:szCs w:val="20"/>
+                <w:lang w:val="en-US"/>
+              </w:rPr>
+              <w:t>, 2</w:t>
             </w:r>
             <w:r>
               <w:rPr>
@@ -1338,7 +1556,17 @@
                 <w:szCs w:val="20"/>
                 <w:lang w:val="en-US"/>
               </w:rPr>
-              <w:t xml:space="preserve"> Timo Vogelsang</w:t>
+              <w:t xml:space="preserve"> </w:t>
+            </w:r>
+            <w:r>
+              <w:rPr>
+                <w:rFonts w:ascii="Palatino Linotype" w:hAnsi="Palatino Linotype"/>
+                <w:color w:val="000000"/>
+                <w:sz w:val="20"/>
+                <w:szCs w:val="20"/>
+                <w:lang w:val="en-US"/>
+              </w:rPr>
+              <w:t>Judith Künneke (Tilburg)</w:t>
             </w:r>
           </w:p>
           <w:p>
@@ -1477,6 +1705,18 @@
                 <w:szCs w:val="20"/>
                 <w:lang w:val="en-US"/>
               </w:rPr>
+              <w:t xml:space="preserve">B.Sc. &amp; </w:t>
+            </w:r>
+            <w:r>
+              <w:rPr>
+                <w:rFonts w:ascii="Palatino Linotype" w:hAnsi="Palatino Linotype"/>
+                <w:b/>
+                <w:bCs/>
+                <w:color w:val="000000"/>
+                <w:sz w:val="20"/>
+                <w:szCs w:val="20"/>
+                <w:lang w:val="en-US"/>
+              </w:rPr>
               <w:t xml:space="preserve">M.Sc. in </w:t>
             </w:r>
             <w:r>
@@ -1513,19 +1753,55 @@
                 <w:szCs w:val="20"/>
                 <w:lang w:val="en-US"/>
               </w:rPr>
-              <w:t xml:space="preserve"> (</w:t>
-            </w:r>
-            <w:r>
-              <w:rPr>
-                <w:rFonts w:ascii="Palatino Linotype" w:hAnsi="Palatino Linotype"/>
-                <w:b/>
-                <w:bCs/>
-                <w:color w:val="000000"/>
-                <w:sz w:val="20"/>
-                <w:szCs w:val="20"/>
-                <w:lang w:val="en-US"/>
-              </w:rPr>
-              <w:t xml:space="preserve">04/2017 – </w:t>
+              <w:t xml:space="preserve"> </w:t>
+            </w:r>
+            <w:r>
+              <w:rPr>
+                <w:rFonts w:ascii="Palatino Linotype" w:hAnsi="Palatino Linotype"/>
+                <w:b/>
+                <w:bCs/>
+                <w:color w:val="000000"/>
+                <w:sz w:val="20"/>
+                <w:szCs w:val="20"/>
+                <w:lang w:val="en-US"/>
+              </w:rPr>
+              <w:t>(10</w:t>
+            </w:r>
+            <w:r>
+              <w:rPr>
+                <w:rFonts w:ascii="Palatino Linotype" w:hAnsi="Palatino Linotype"/>
+                <w:b/>
+                <w:bCs/>
+                <w:color w:val="000000"/>
+                <w:sz w:val="20"/>
+                <w:szCs w:val="20"/>
+                <w:lang w:val="en-US"/>
+              </w:rPr>
+              <w:t>/201</w:t>
+            </w:r>
+            <w:r>
+              <w:rPr>
+                <w:rFonts w:ascii="Palatino Linotype" w:hAnsi="Palatino Linotype"/>
+                <w:b/>
+                <w:bCs/>
+                <w:color w:val="000000"/>
+                <w:sz w:val="20"/>
+                <w:szCs w:val="20"/>
+                <w:lang w:val="en-US"/>
+              </w:rPr>
+              <w:t>4</w:t>
+            </w:r>
+            <w:r>
+              <w:rPr>
+                <w:rFonts w:ascii="Palatino Linotype" w:hAnsi="Palatino Linotype"/>
+                <w:b/>
+                <w:bCs/>
+                <w:color w:val="000000"/>
+                <w:sz w:val="20"/>
+                <w:szCs w:val="20"/>
+                <w:lang w:val="en-US"/>
+              </w:rPr>
+              <w:t xml:space="preserve"> – </w:t>
             </w:r>
             <w:r>
               <w:rPr>
@@ -1584,192 +1860,6 @@
               </w:rPr>
               <w:t>, Germany</w:t>
             </w:r>
-          </w:p>
-          <w:p>
-            <w:pPr>
-              <w:pStyle w:val="StandardWeb"/>
-              <w:spacing w:before="0" w:beforeAutospacing="0" w:after="0" w:afterAutospacing="0"/>
-              <w:rPr>
-                <w:rFonts w:ascii="Palatino Linotype" w:hAnsi="Palatino Linotype"/>
-                <w:color w:val="000000"/>
-                <w:sz w:val="14"/>
-                <w:szCs w:val="14"/>
-                <w:lang w:val="en-US"/>
-              </w:rPr>
-            </w:pPr>
-          </w:p>
-          <w:p>
-            <w:pPr>
-              <w:pStyle w:val="StandardWeb"/>
-              <w:spacing w:before="0" w:beforeAutospacing="0" w:after="0" w:afterAutospacing="0"/>
-              <w:rPr>
-                <w:rFonts w:ascii="Palatino Linotype" w:hAnsi="Palatino Linotype"/>
-                <w:b/>
-                <w:bCs/>
-                <w:color w:val="000000"/>
-                <w:sz w:val="20"/>
-                <w:szCs w:val="20"/>
-                <w:lang w:val="en-US"/>
-              </w:rPr>
-            </w:pPr>
-            <w:proofErr w:type="spellStart"/>
-            <w:r>
-              <w:rPr>
-                <w:rFonts w:ascii="Palatino Linotype" w:hAnsi="Palatino Linotype"/>
-                <w:b/>
-                <w:bCs/>
-                <w:color w:val="000000"/>
-                <w:sz w:val="20"/>
-                <w:szCs w:val="20"/>
-                <w:lang w:val="en-US"/>
-              </w:rPr>
-              <w:t>B.Sc</w:t>
-            </w:r>
-            <w:proofErr w:type="spellEnd"/>
-            <w:r>
-              <w:rPr>
-                <w:rFonts w:ascii="Palatino Linotype" w:hAnsi="Palatino Linotype"/>
-                <w:b/>
-                <w:bCs/>
-                <w:color w:val="000000"/>
-                <w:sz w:val="20"/>
-                <w:szCs w:val="20"/>
-                <w:lang w:val="en-US"/>
-              </w:rPr>
-              <w:t xml:space="preserve"> in </w:t>
-            </w:r>
-            <w:r>
-              <w:rPr>
-                <w:rFonts w:ascii="Palatino Linotype" w:hAnsi="Palatino Linotype"/>
-                <w:b/>
-                <w:bCs/>
-                <w:color w:val="000000"/>
-                <w:sz w:val="20"/>
-                <w:szCs w:val="20"/>
-                <w:lang w:val="en-US"/>
-              </w:rPr>
-              <w:t xml:space="preserve">Organizational </w:t>
-            </w:r>
-            <w:r>
-              <w:rPr>
-                <w:rFonts w:ascii="Palatino Linotype" w:hAnsi="Palatino Linotype"/>
-                <w:b/>
-                <w:bCs/>
-                <w:color w:val="000000"/>
-                <w:sz w:val="20"/>
-                <w:szCs w:val="20"/>
-                <w:lang w:val="en-US"/>
-              </w:rPr>
-              <w:t>Psychology</w:t>
-            </w:r>
-            <w:r>
-              <w:rPr>
-                <w:rFonts w:ascii="Palatino Linotype" w:hAnsi="Palatino Linotype"/>
-                <w:b/>
-                <w:bCs/>
-                <w:color w:val="000000"/>
-                <w:sz w:val="20"/>
-                <w:szCs w:val="20"/>
-                <w:lang w:val="en-US"/>
-              </w:rPr>
-              <w:t xml:space="preserve"> (</w:t>
-            </w:r>
-            <w:r>
-              <w:rPr>
-                <w:rFonts w:ascii="Palatino Linotype" w:hAnsi="Palatino Linotype"/>
-                <w:b/>
-                <w:bCs/>
-                <w:color w:val="000000"/>
-                <w:sz w:val="20"/>
-                <w:szCs w:val="20"/>
-                <w:lang w:val="en-US"/>
-              </w:rPr>
-              <w:t xml:space="preserve">10/2014 – </w:t>
-            </w:r>
-            <w:r>
-              <w:rPr>
-                <w:rFonts w:ascii="Palatino Linotype" w:hAnsi="Palatino Linotype"/>
-                <w:b/>
-                <w:bCs/>
-                <w:color w:val="000000"/>
-                <w:sz w:val="20"/>
-                <w:szCs w:val="20"/>
-                <w:lang w:val="en-US"/>
-              </w:rPr>
-              <w:t>03/</w:t>
-            </w:r>
-            <w:r>
-              <w:rPr>
-                <w:rFonts w:ascii="Palatino Linotype" w:hAnsi="Palatino Linotype"/>
-                <w:b/>
-                <w:bCs/>
-                <w:color w:val="000000"/>
-                <w:sz w:val="20"/>
-                <w:szCs w:val="20"/>
-                <w:lang w:val="en-US"/>
-              </w:rPr>
-              <w:t>2017</w:t>
-            </w:r>
-            <w:r>
-              <w:rPr>
-                <w:rFonts w:ascii="Palatino Linotype" w:hAnsi="Palatino Linotype"/>
-                <w:b/>
-                <w:bCs/>
-                <w:color w:val="000000"/>
-                <w:sz w:val="20"/>
-                <w:szCs w:val="20"/>
-                <w:lang w:val="en-US"/>
-              </w:rPr>
-              <w:t>)</w:t>
-            </w:r>
-          </w:p>
-          <w:p>
-            <w:pPr>
-              <w:pStyle w:val="StandardWeb"/>
-              <w:spacing w:before="0" w:beforeAutospacing="0" w:after="0" w:afterAutospacing="0"/>
-              <w:rPr>
-                <w:rFonts w:ascii="Palatino Linotype" w:hAnsi="Palatino Linotype"/>
-                <w:color w:val="000000"/>
-                <w:sz w:val="20"/>
-                <w:szCs w:val="20"/>
-                <w:lang w:val="en-US"/>
-              </w:rPr>
-            </w:pPr>
-            <w:r>
-              <w:rPr>
-                <w:rFonts w:ascii="Palatino Linotype" w:hAnsi="Palatino Linotype"/>
-                <w:color w:val="000000"/>
-                <w:sz w:val="20"/>
-                <w:szCs w:val="20"/>
-                <w:lang w:val="en-US"/>
-              </w:rPr>
-              <w:t>Bonn-Rhein-Sieg University of Applied Sciences</w:t>
-            </w:r>
-            <w:r>
-              <w:rPr>
-                <w:rFonts w:ascii="Palatino Linotype" w:hAnsi="Palatino Linotype"/>
-                <w:color w:val="000000"/>
-                <w:sz w:val="20"/>
-                <w:szCs w:val="20"/>
-                <w:lang w:val="en-US"/>
-              </w:rPr>
-              <w:t>, Germany</w:t>
-            </w:r>
-          </w:p>
-          <w:p>
-            <w:pPr>
-              <w:pStyle w:val="StandardWeb"/>
-              <w:spacing w:before="0" w:beforeAutospacing="0" w:after="0" w:afterAutospacing="0"/>
-              <w:rPr>
-                <w:rFonts w:ascii="Palatino Linotype" w:hAnsi="Palatino Linotype"/>
-                <w:b/>
-                <w:bCs/>
-                <w:color w:val="000000"/>
-                <w:sz w:val="20"/>
-                <w:szCs w:val="20"/>
-                <w:lang w:val="en-US"/>
-              </w:rPr>
-            </w:pPr>
           </w:p>
         </w:tc>
       </w:tr>
@@ -1825,9 +1915,11 @@
           <w:p>
             <w:pPr>
               <w:pStyle w:val="StandardWeb"/>
-              <w:spacing w:after="0"/>
-              <w:rPr>
-                <w:rFonts w:ascii="Palatino Linotype" w:hAnsi="Palatino Linotype"/>
+              <w:spacing w:before="0" w:beforeAutospacing="0" w:after="0" w:afterAutospacing="0"/>
+              <w:rPr>
+                <w:rFonts w:ascii="Palatino Linotype" w:hAnsi="Palatino Linotype"/>
+                <w:i/>
+                <w:iCs/>
                 <w:color w:val="000000"/>
                 <w:sz w:val="20"/>
                 <w:szCs w:val="20"/>
@@ -1973,6 +2065,36 @@
             <w:r>
               <w:rPr>
                 <w:rFonts w:ascii="Palatino Linotype" w:hAnsi="Palatino Linotype"/>
+                <w:color w:val="000000"/>
+                <w:sz w:val="20"/>
+                <w:szCs w:val="20"/>
+                <w:lang w:val="en-US"/>
+              </w:rPr>
+              <w:t>–</w:t>
+            </w:r>
+            <w:r>
+              <w:rPr>
+                <w:rFonts w:ascii="Palatino Linotype" w:hAnsi="Palatino Linotype"/>
+                <w:color w:val="000000"/>
+                <w:sz w:val="20"/>
+                <w:szCs w:val="20"/>
+                <w:lang w:val="en-US"/>
+              </w:rPr>
+              <w:t xml:space="preserve"> Major Revision</w:t>
+            </w:r>
+            <w:r>
+              <w:rPr>
+                <w:rFonts w:ascii="Palatino Linotype" w:hAnsi="Palatino Linotype"/>
+                <w:color w:val="000000"/>
+                <w:sz w:val="20"/>
+                <w:szCs w:val="20"/>
+                <w:lang w:val="en-US"/>
+              </w:rPr>
+              <w:t xml:space="preserve"> at </w:t>
+            </w:r>
+            <w:r>
+              <w:rPr>
+                <w:rFonts w:ascii="Palatino Linotype" w:hAnsi="Palatino Linotype"/>
                 <w:i/>
                 <w:iCs/>
                 <w:color w:val="000000"/>
@@ -1980,68 +2102,21 @@
                 <w:szCs w:val="20"/>
                 <w:lang w:val="en-US"/>
               </w:rPr>
-              <w:t>(</w:t>
-            </w:r>
-            <w:r>
-              <w:rPr>
-                <w:rFonts w:ascii="Palatino Linotype" w:hAnsi="Palatino Linotype"/>
-                <w:i/>
-                <w:iCs/>
-                <w:color w:val="000000"/>
-                <w:sz w:val="20"/>
-                <w:szCs w:val="20"/>
-                <w:lang w:val="en-US"/>
-              </w:rPr>
-              <w:t>u</w:t>
-            </w:r>
-            <w:r>
-              <w:rPr>
-                <w:rFonts w:ascii="Palatino Linotype" w:hAnsi="Palatino Linotype"/>
-                <w:i/>
-                <w:iCs/>
-                <w:color w:val="000000"/>
-                <w:sz w:val="20"/>
-                <w:szCs w:val="20"/>
-                <w:lang w:val="en-US"/>
-              </w:rPr>
-              <w:t xml:space="preserve">nder </w:t>
-            </w:r>
-            <w:r>
-              <w:rPr>
-                <w:rFonts w:ascii="Palatino Linotype" w:hAnsi="Palatino Linotype"/>
-                <w:i/>
-                <w:iCs/>
-                <w:color w:val="000000"/>
-                <w:sz w:val="20"/>
-                <w:szCs w:val="20"/>
-                <w:lang w:val="en-US"/>
-              </w:rPr>
-              <w:t>r</w:t>
-            </w:r>
-            <w:r>
-              <w:rPr>
-                <w:rFonts w:ascii="Palatino Linotype" w:hAnsi="Palatino Linotype"/>
-                <w:i/>
-                <w:iCs/>
-                <w:color w:val="000000"/>
-                <w:sz w:val="20"/>
-                <w:szCs w:val="20"/>
-                <w:lang w:val="en-US"/>
-              </w:rPr>
-              <w:t>eview</w:t>
-            </w:r>
-            <w:r>
-              <w:rPr>
-                <w:rFonts w:ascii="Palatino Linotype" w:hAnsi="Palatino Linotype"/>
-                <w:i/>
-                <w:iCs/>
-                <w:color w:val="000000"/>
-                <w:sz w:val="20"/>
-                <w:szCs w:val="20"/>
-                <w:lang w:val="en-US"/>
-              </w:rPr>
-              <w:t>)</w:t>
-            </w:r>
+              <w:t>Management Science</w:t>
+            </w:r>
+          </w:p>
+          <w:p>
+            <w:pPr>
+              <w:pStyle w:val="StandardWeb"/>
+              <w:spacing w:before="0" w:beforeAutospacing="0" w:after="0" w:afterAutospacing="0"/>
+              <w:rPr>
+                <w:rFonts w:ascii="Palatino Linotype" w:hAnsi="Palatino Linotype"/>
+                <w:color w:val="000000"/>
+                <w:sz w:val="18"/>
+                <w:szCs w:val="18"/>
+                <w:lang w:val="en-US"/>
+              </w:rPr>
+            </w:pPr>
           </w:p>
           <w:p>
             <w:pPr>
@@ -2218,7 +2293,17 @@
                 <w:szCs w:val="20"/>
                 <w:lang w:val="en-US"/>
               </w:rPr>
-              <w:t xml:space="preserve"> Opitz </w:t>
+              <w:t xml:space="preserve"> Opitz</w:t>
+            </w:r>
+            <w:r>
+              <w:rPr>
+                <w:rFonts w:ascii="Palatino Linotype" w:hAnsi="Palatino Linotype"/>
+                <w:color w:val="000000"/>
+                <w:sz w:val="20"/>
+                <w:szCs w:val="20"/>
+                <w:lang w:val="en-US"/>
+              </w:rPr>
+              <w:t xml:space="preserve"> – Minor Revision at </w:t>
             </w:r>
             <w:r>
               <w:rPr>
@@ -2230,8 +2315,24 @@
                 <w:szCs w:val="20"/>
                 <w:lang w:val="en-US"/>
               </w:rPr>
-              <w:t>(</w:t>
-            </w:r>
+              <w:t>Management Science</w:t>
+            </w:r>
+          </w:p>
+          <w:p>
+            <w:pPr>
+              <w:pStyle w:val="StandardWeb"/>
+              <w:spacing w:before="0" w:beforeAutospacing="0" w:after="0" w:afterAutospacing="0"/>
+              <w:jc w:val="both"/>
+              <w:rPr>
+                <w:rFonts w:ascii="Palatino Linotype" w:hAnsi="Palatino Linotype"/>
+                <w:b/>
+                <w:bCs/>
+                <w:color w:val="000000"/>
+                <w:sz w:val="20"/>
+                <w:szCs w:val="20"/>
+                <w:lang w:val="en-US"/>
+              </w:rPr>
+            </w:pPr>
             <w:r>
               <w:rPr>
                 <w:rFonts w:ascii="Palatino Linotype" w:hAnsi="Palatino Linotype"/>
@@ -2242,7 +2343,7 @@
                 <w:szCs w:val="20"/>
                 <w:lang w:val="en-US"/>
               </w:rPr>
-              <w:t>under review</w:t>
+              <w:t>Best Paper</w:t>
             </w:r>
             <w:r>
               <w:rPr>
@@ -2254,24 +2355,8 @@
                 <w:szCs w:val="20"/>
                 <w:lang w:val="en-US"/>
               </w:rPr>
-              <w:t>)</w:t>
-            </w:r>
-          </w:p>
-          <w:p>
-            <w:pPr>
-              <w:pStyle w:val="StandardWeb"/>
-              <w:spacing w:before="0" w:beforeAutospacing="0" w:after="0" w:afterAutospacing="0"/>
-              <w:jc w:val="both"/>
-              <w:rPr>
-                <w:rFonts w:ascii="Palatino Linotype" w:hAnsi="Palatino Linotype"/>
-                <w:b/>
-                <w:bCs/>
-                <w:color w:val="000000"/>
-                <w:sz w:val="20"/>
-                <w:szCs w:val="20"/>
-                <w:lang w:val="en-US"/>
-              </w:rPr>
-            </w:pPr>
+              <w:t xml:space="preserve"> 2025</w:t>
+            </w:r>
             <w:r>
               <w:rPr>
                 <w:rFonts w:ascii="Palatino Linotype" w:hAnsi="Palatino Linotype"/>
@@ -2282,7 +2367,7 @@
                 <w:szCs w:val="20"/>
                 <w:lang w:val="en-US"/>
               </w:rPr>
-              <w:t>Best Paper</w:t>
+              <w:t xml:space="preserve"> </w:t>
             </w:r>
             <w:r>
               <w:rPr>
@@ -2294,7 +2379,7 @@
                 <w:szCs w:val="20"/>
                 <w:lang w:val="en-US"/>
               </w:rPr>
-              <w:t xml:space="preserve"> 2025</w:t>
+              <w:t>EIA</w:t>
             </w:r>
             <w:r>
               <w:rPr>
@@ -2306,7 +2391,7 @@
                 <w:szCs w:val="20"/>
                 <w:lang w:val="en-US"/>
               </w:rPr>
-              <w:t xml:space="preserve"> </w:t>
+              <w:t>S</w:t>
             </w:r>
             <w:r>
               <w:rPr>
@@ -2318,7 +2403,7 @@
                 <w:szCs w:val="20"/>
                 <w:lang w:val="en-US"/>
               </w:rPr>
-              <w:t>EIA</w:t>
+              <w:t>M Conference on Performance Measurement and Manage</w:t>
             </w:r>
             <w:r>
               <w:rPr>
@@ -2330,30 +2415,6 @@
                 <w:szCs w:val="20"/>
                 <w:lang w:val="en-US"/>
               </w:rPr>
-              <w:t>S</w:t>
-            </w:r>
-            <w:r>
-              <w:rPr>
-                <w:rFonts w:ascii="Palatino Linotype" w:hAnsi="Palatino Linotype"/>
-                <w:i/>
-                <w:iCs/>
-                <w:color w:val="000000"/>
-                <w:sz w:val="20"/>
-                <w:szCs w:val="20"/>
-                <w:lang w:val="en-US"/>
-              </w:rPr>
-              <w:t>M Conference on Performance Measurement and Manage</w:t>
-            </w:r>
-            <w:r>
-              <w:rPr>
-                <w:rFonts w:ascii="Palatino Linotype" w:hAnsi="Palatino Linotype"/>
-                <w:i/>
-                <w:iCs/>
-                <w:color w:val="000000"/>
-                <w:sz w:val="20"/>
-                <w:szCs w:val="20"/>
-                <w:lang w:val="en-US"/>
-              </w:rPr>
               <w:t>ment Control</w:t>
             </w:r>
           </w:p>
@@ -2377,6 +2438,7 @@
             <w:pPr>
               <w:pStyle w:val="StandardWeb"/>
               <w:spacing w:before="0" w:beforeAutospacing="0" w:after="0" w:afterAutospacing="0"/>
+              <w:contextualSpacing/>
               <w:jc w:val="both"/>
               <w:rPr>
                 <w:rFonts w:ascii="Palatino Linotype" w:hAnsi="Palatino Linotype"/>
@@ -2398,25 +2460,14 @@
                 <w:szCs w:val="20"/>
                 <w:lang w:val="en-US"/>
               </w:rPr>
-              <w:t>Substitutes or Complements? A Firm-Level RCT on the Interplay of Technology and Leadership Contact for Employee Training</w:t>
-            </w:r>
-            <w:r>
-              <w:rPr>
-                <w:rFonts w:ascii="Palatino Linotype" w:hAnsi="Palatino Linotype"/>
-                <w:b/>
-                <w:bCs/>
-                <w:color w:val="000000"/>
-                <w:sz w:val="20"/>
-                <w:szCs w:val="20"/>
-                <w:lang w:val="en-US"/>
-              </w:rPr>
-              <w:t xml:space="preserve"> </w:t>
-            </w:r>
-          </w:p>
-          <w:p>
-            <w:pPr>
-              <w:pStyle w:val="StandardWeb"/>
-              <w:spacing w:before="0" w:beforeAutospacing="0" w:after="0" w:afterAutospacing="0"/>
+              <w:t>Employee Performance in Response to Workplace Errors: Evidence from the Field</w:t>
+            </w:r>
+          </w:p>
+          <w:p>
+            <w:pPr>
+              <w:pStyle w:val="StandardWeb"/>
+              <w:spacing w:before="0" w:beforeAutospacing="0" w:after="0" w:afterAutospacing="0"/>
+              <w:contextualSpacing/>
               <w:jc w:val="both"/>
               <w:rPr>
                 <w:rFonts w:ascii="Palatino Linotype" w:hAnsi="Palatino Linotype"/>
@@ -2434,199 +2485,82 @@
                 <w:szCs w:val="20"/>
                 <w:lang w:val="en-US"/>
               </w:rPr>
-              <w:t xml:space="preserve">with </w:t>
-            </w:r>
-            <w:r>
-              <w:rPr>
-                <w:rFonts w:ascii="Palatino Linotype" w:hAnsi="Palatino Linotype"/>
-                <w:color w:val="000000"/>
-                <w:sz w:val="20"/>
-                <w:szCs w:val="20"/>
-                <w:lang w:val="en-US"/>
-              </w:rPr>
-              <w:t>D</w:t>
-            </w:r>
-            <w:r>
-              <w:rPr>
-                <w:rFonts w:ascii="Palatino Linotype" w:hAnsi="Palatino Linotype"/>
-                <w:color w:val="000000"/>
-                <w:sz w:val="20"/>
-                <w:szCs w:val="20"/>
-                <w:lang w:val="en-US"/>
-              </w:rPr>
-              <w:t>.</w:t>
-            </w:r>
-            <w:r>
-              <w:rPr>
-                <w:rFonts w:ascii="Palatino Linotype" w:hAnsi="Palatino Linotype"/>
-                <w:color w:val="000000"/>
-                <w:sz w:val="20"/>
-                <w:szCs w:val="20"/>
-                <w:lang w:val="en-US"/>
-              </w:rPr>
-              <w:t xml:space="preserve"> Sliwka and </w:t>
-            </w:r>
-            <w:r>
-              <w:rPr>
-                <w:rFonts w:ascii="Palatino Linotype" w:hAnsi="Palatino Linotype"/>
-                <w:color w:val="000000"/>
-                <w:sz w:val="20"/>
-                <w:szCs w:val="20"/>
-                <w:lang w:val="en-US"/>
-              </w:rPr>
-              <w:t>A.</w:t>
-            </w:r>
-            <w:r>
-              <w:rPr>
-                <w:rFonts w:ascii="Palatino Linotype" w:hAnsi="Palatino Linotype"/>
-                <w:color w:val="000000"/>
-                <w:sz w:val="20"/>
-                <w:szCs w:val="20"/>
-                <w:lang w:val="en-US"/>
-              </w:rPr>
-              <w:t xml:space="preserve"> Burmeister</w:t>
-            </w:r>
-            <w:r>
-              <w:rPr>
-                <w:rFonts w:ascii="Palatino Linotype" w:hAnsi="Palatino Linotype"/>
-                <w:color w:val="000000"/>
-                <w:sz w:val="20"/>
-                <w:szCs w:val="20"/>
-                <w:lang w:val="en-US"/>
-              </w:rPr>
-              <w:t xml:space="preserve"> (</w:t>
-            </w:r>
-            <w:r>
-              <w:rPr>
-                <w:rFonts w:ascii="Palatino Linotype" w:hAnsi="Palatino Linotype"/>
-                <w:i/>
-                <w:iCs/>
-                <w:color w:val="000000"/>
-                <w:sz w:val="20"/>
-                <w:szCs w:val="20"/>
-                <w:lang w:val="en-US"/>
-              </w:rPr>
-              <w:t>draft available upon request</w:t>
-            </w:r>
-            <w:r>
-              <w:rPr>
-                <w:rFonts w:ascii="Palatino Linotype" w:hAnsi="Palatino Linotype"/>
-                <w:color w:val="000000"/>
-                <w:sz w:val="20"/>
-                <w:szCs w:val="20"/>
-                <w:lang w:val="en-US"/>
-              </w:rPr>
-              <w:t>)</w:t>
-            </w:r>
-          </w:p>
-          <w:p>
-            <w:pPr>
-              <w:pStyle w:val="StandardWeb"/>
-              <w:spacing w:before="0" w:beforeAutospacing="0" w:after="0" w:afterAutospacing="0"/>
+              <w:t>Job Market Paper</w:t>
+            </w:r>
+          </w:p>
+          <w:p>
+            <w:pPr>
+              <w:pStyle w:val="StandardWeb"/>
+              <w:spacing w:before="0" w:beforeAutospacing="0" w:after="0" w:afterAutospacing="0"/>
+              <w:contextualSpacing/>
               <w:jc w:val="both"/>
               <w:rPr>
                 <w:rFonts w:ascii="Palatino Linotype" w:hAnsi="Palatino Linotype"/>
                 <w:color w:val="000000"/>
-                <w:sz w:val="18"/>
-                <w:szCs w:val="18"/>
-                <w:lang w:val="en-US"/>
-              </w:rPr>
-            </w:pPr>
-          </w:p>
-          <w:p>
-            <w:pPr>
-              <w:pStyle w:val="StandardWeb"/>
-              <w:spacing w:before="0" w:beforeAutospacing="0" w:after="0" w:afterAutospacing="0"/>
+                <w:sz w:val="20"/>
+                <w:szCs w:val="20"/>
+                <w:lang w:val="en-US"/>
+              </w:rPr>
+            </w:pPr>
+          </w:p>
+          <w:p>
+            <w:pPr>
+              <w:pStyle w:val="StandardWeb"/>
+              <w:spacing w:before="0" w:beforeAutospacing="0" w:after="0" w:afterAutospacing="0"/>
+              <w:contextualSpacing/>
+              <w:rPr>
+                <w:rFonts w:ascii="Palatino Linotype" w:hAnsi="Palatino Linotype"/>
+                <w:b/>
+                <w:bCs/>
+                <w:color w:val="000000"/>
+                <w:sz w:val="20"/>
+                <w:szCs w:val="20"/>
+                <w:lang w:val="en-US"/>
+              </w:rPr>
+            </w:pPr>
+            <w:r>
+              <w:rPr>
+                <w:rFonts w:ascii="Palatino Linotype" w:hAnsi="Palatino Linotype"/>
+                <w:b/>
+                <w:bCs/>
+                <w:color w:val="000000"/>
+                <w:sz w:val="20"/>
+                <w:szCs w:val="20"/>
+                <w:lang w:val="en-US"/>
+              </w:rPr>
+              <w:t>Designing Management Controls for Skill Development: Can Technology Substitute for Supervisor Engagement? </w:t>
+            </w:r>
+          </w:p>
+          <w:p>
+            <w:pPr>
+              <w:pStyle w:val="StandardWeb"/>
+              <w:spacing w:before="0" w:beforeAutospacing="0" w:after="0" w:afterAutospacing="0"/>
+              <w:contextualSpacing/>
               <w:jc w:val="both"/>
               <w:rPr>
                 <w:rFonts w:ascii="Palatino Linotype" w:hAnsi="Palatino Linotype"/>
-                <w:b/>
-                <w:bCs/>
-                <w:color w:val="000000"/>
-                <w:sz w:val="20"/>
-                <w:szCs w:val="20"/>
-                <w:lang w:val="en-US"/>
-              </w:rPr>
-            </w:pPr>
-            <w:r>
-              <w:rPr>
-                <w:rFonts w:ascii="Palatino Linotype" w:hAnsi="Palatino Linotype"/>
-                <w:b/>
-                <w:bCs/>
-                <w:color w:val="000000"/>
-                <w:sz w:val="20"/>
-                <w:szCs w:val="20"/>
-                <w:lang w:val="en-US"/>
-              </w:rPr>
-              <w:t>Learning from Errors</w:t>
-            </w:r>
-            <w:r>
-              <w:rPr>
-                <w:rFonts w:ascii="Palatino Linotype" w:hAnsi="Palatino Linotype"/>
-                <w:b/>
-                <w:bCs/>
-                <w:color w:val="000000"/>
-                <w:sz w:val="20"/>
-                <w:szCs w:val="20"/>
-                <w:lang w:val="en-US"/>
-              </w:rPr>
-              <w:t>:</w:t>
-            </w:r>
-            <w:r>
-              <w:rPr>
-                <w:rFonts w:ascii="Palatino Linotype" w:hAnsi="Palatino Linotype"/>
-                <w:b/>
-                <w:bCs/>
-                <w:color w:val="000000"/>
-                <w:sz w:val="20"/>
-                <w:szCs w:val="20"/>
-                <w:lang w:val="en-US"/>
-              </w:rPr>
-              <w:t xml:space="preserve"> Evidence from the Field</w:t>
-            </w:r>
-            <w:r>
-              <w:rPr>
-                <w:rFonts w:ascii="Palatino Linotype" w:hAnsi="Palatino Linotype"/>
-                <w:b/>
-                <w:bCs/>
-                <w:color w:val="000000"/>
-                <w:sz w:val="20"/>
-                <w:szCs w:val="20"/>
-                <w:lang w:val="en-US"/>
-              </w:rPr>
-              <w:t xml:space="preserve"> [</w:t>
-            </w:r>
-            <w:hyperlink r:id="rId10" w:history="1">
-              <w:r>
-                <w:rPr>
-                  <w:rStyle w:val="Hyperlink"/>
-                  <w:rFonts w:ascii="Palatino Linotype" w:hAnsi="Palatino Linotype"/>
-                  <w:b/>
-                  <w:bCs/>
-                  <w:sz w:val="20"/>
-                  <w:szCs w:val="20"/>
-                  <w:lang w:val="en-US"/>
-                </w:rPr>
-                <w:t>Link</w:t>
-              </w:r>
-            </w:hyperlink>
-            <w:r>
-              <w:rPr>
-                <w:rFonts w:ascii="Palatino Linotype" w:hAnsi="Palatino Linotype"/>
-                <w:b/>
-                <w:bCs/>
-                <w:color w:val="000000"/>
-                <w:sz w:val="20"/>
-                <w:szCs w:val="20"/>
-                <w:lang w:val="en-US"/>
-              </w:rPr>
-              <w:t>]</w:t>
-            </w:r>
-          </w:p>
-          <w:p>
-            <w:pPr>
-              <w:pStyle w:val="StandardWeb"/>
-              <w:spacing w:before="0" w:beforeAutospacing="0" w:after="0" w:afterAutospacing="0"/>
+                <w:color w:val="000000"/>
+                <w:sz w:val="20"/>
+                <w:szCs w:val="20"/>
+                <w:lang w:val="en-US"/>
+              </w:rPr>
+            </w:pPr>
+            <w:r>
+              <w:rPr>
+                <w:rFonts w:ascii="Palatino Linotype" w:hAnsi="Palatino Linotype"/>
+                <w:color w:val="000000"/>
+                <w:sz w:val="20"/>
+                <w:szCs w:val="20"/>
+                <w:lang w:val="en-US"/>
+              </w:rPr>
+              <w:t>with D. Sliwka, J. Künneke, and A. Burmeister</w:t>
+            </w:r>
+          </w:p>
+          <w:p>
+            <w:pPr>
+              <w:pStyle w:val="StandardWeb"/>
+              <w:spacing w:before="0" w:beforeAutospacing="0" w:after="0" w:afterAutospacing="0"/>
+              <w:contextualSpacing/>
               <w:jc w:val="both"/>
               <w:rPr>
                 <w:rFonts w:ascii="Palatino Linotype" w:hAnsi="Palatino Linotype"/>
@@ -2636,97 +2570,66 @@
                 <w:lang w:val="en-US"/>
               </w:rPr>
             </w:pPr>
-            <w:r>
-              <w:rPr>
-                <w:rFonts w:ascii="Palatino Linotype" w:hAnsi="Palatino Linotype"/>
-                <w:color w:val="000000"/>
-                <w:sz w:val="20"/>
-                <w:szCs w:val="20"/>
-                <w:lang w:val="en-US"/>
-              </w:rPr>
-              <w:t>solo</w:t>
-            </w:r>
-            <w:r>
-              <w:rPr>
-                <w:rFonts w:ascii="Palatino Linotype" w:hAnsi="Palatino Linotype"/>
-                <w:color w:val="000000"/>
-                <w:sz w:val="20"/>
-                <w:szCs w:val="20"/>
-                <w:lang w:val="en-US"/>
-              </w:rPr>
-              <w:t>-authored</w:t>
-            </w:r>
-          </w:p>
-          <w:p>
-            <w:pPr>
-              <w:pStyle w:val="StandardWeb"/>
-              <w:spacing w:before="0" w:beforeAutospacing="0" w:after="0" w:afterAutospacing="0"/>
+          </w:p>
+          <w:p>
+            <w:pPr>
+              <w:pStyle w:val="StandardWeb"/>
+              <w:spacing w:before="0" w:beforeAutospacing="0" w:after="0" w:afterAutospacing="0"/>
+              <w:contextualSpacing/>
               <w:jc w:val="both"/>
               <w:rPr>
                 <w:rFonts w:ascii="Palatino Linotype" w:hAnsi="Palatino Linotype"/>
-                <w:color w:val="000000"/>
-                <w:sz w:val="18"/>
-                <w:szCs w:val="18"/>
-                <w:lang w:val="en-US"/>
-              </w:rPr>
-            </w:pPr>
-          </w:p>
-          <w:p>
-            <w:pPr>
-              <w:pStyle w:val="StandardWeb"/>
-              <w:spacing w:before="0" w:beforeAutospacing="0" w:after="0" w:afterAutospacing="0"/>
+                <w:b/>
+                <w:bCs/>
+                <w:color w:val="000000"/>
+                <w:sz w:val="20"/>
+                <w:szCs w:val="20"/>
+                <w:lang w:val="en-US"/>
+              </w:rPr>
+            </w:pPr>
+            <w:r>
+              <w:rPr>
+                <w:rFonts w:ascii="Palatino Linotype" w:hAnsi="Palatino Linotype"/>
+                <w:b/>
+                <w:bCs/>
+                <w:color w:val="000000"/>
+                <w:sz w:val="20"/>
+                <w:szCs w:val="20"/>
+                <w:lang w:val="en-US"/>
+              </w:rPr>
+              <w:t>Gamified Learning and Incentives – A Field Experiment</w:t>
+            </w:r>
+          </w:p>
+          <w:p>
+            <w:pPr>
+              <w:pStyle w:val="StandardWeb"/>
+              <w:spacing w:before="0" w:beforeAutospacing="0" w:after="0" w:afterAutospacing="0"/>
+              <w:contextualSpacing/>
               <w:jc w:val="both"/>
               <w:rPr>
                 <w:rFonts w:ascii="Palatino Linotype" w:hAnsi="Palatino Linotype"/>
-                <w:b/>
-                <w:bCs/>
-                <w:color w:val="000000"/>
-                <w:sz w:val="20"/>
-                <w:szCs w:val="20"/>
-                <w:lang w:val="en-US"/>
-              </w:rPr>
-            </w:pPr>
-            <w:r>
-              <w:rPr>
-                <w:rFonts w:ascii="Palatino Linotype" w:hAnsi="Palatino Linotype"/>
-                <w:b/>
-                <w:bCs/>
-                <w:color w:val="000000"/>
-                <w:sz w:val="20"/>
-                <w:szCs w:val="20"/>
-                <w:lang w:val="en-US"/>
-              </w:rPr>
-              <w:t xml:space="preserve">Gamified Learning and </w:t>
-            </w:r>
-            <w:r>
-              <w:rPr>
-                <w:rFonts w:ascii="Palatino Linotype" w:hAnsi="Palatino Linotype"/>
-                <w:b/>
-                <w:bCs/>
-                <w:color w:val="000000"/>
-                <w:sz w:val="20"/>
-                <w:szCs w:val="20"/>
-                <w:lang w:val="en-US"/>
-              </w:rPr>
-              <w:t xml:space="preserve">Monetary </w:t>
-            </w:r>
-            <w:r>
-              <w:rPr>
-                <w:rFonts w:ascii="Palatino Linotype" w:hAnsi="Palatino Linotype"/>
-                <w:b/>
-                <w:bCs/>
-                <w:color w:val="000000"/>
-                <w:sz w:val="20"/>
-                <w:szCs w:val="20"/>
-                <w:lang w:val="en-US"/>
-              </w:rPr>
-              <w:t>Incentives – A Field Experiment</w:t>
-            </w:r>
-          </w:p>
-          <w:p>
-            <w:pPr>
-              <w:pStyle w:val="StandardWeb"/>
-              <w:spacing w:before="0" w:beforeAutospacing="0" w:after="0" w:afterAutospacing="0"/>
+                <w:color w:val="000000"/>
+                <w:sz w:val="20"/>
+                <w:szCs w:val="20"/>
+                <w:lang w:val="en-US"/>
+              </w:rPr>
+            </w:pPr>
+            <w:r>
+              <w:rPr>
+                <w:rFonts w:ascii="Palatino Linotype" w:hAnsi="Palatino Linotype"/>
+                <w:color w:val="000000"/>
+                <w:sz w:val="20"/>
+                <w:szCs w:val="20"/>
+                <w:lang w:val="en-US"/>
+              </w:rPr>
+              <w:t>with S. Luebke and D. Sliwka</w:t>
+            </w:r>
+          </w:p>
+          <w:p>
+            <w:pPr>
+              <w:pStyle w:val="StandardWeb"/>
+              <w:spacing w:before="0" w:beforeAutospacing="0" w:after="0" w:afterAutospacing="0"/>
+              <w:contextualSpacing/>
               <w:jc w:val="both"/>
               <w:rPr>
                 <w:rFonts w:ascii="Palatino Linotype" w:hAnsi="Palatino Linotype"/>
@@ -2736,157 +2639,66 @@
                 <w:lang w:val="en-US"/>
               </w:rPr>
             </w:pPr>
-            <w:r>
-              <w:rPr>
-                <w:rFonts w:ascii="Palatino Linotype" w:hAnsi="Palatino Linotype"/>
-                <w:color w:val="000000"/>
-                <w:sz w:val="20"/>
-                <w:szCs w:val="20"/>
-                <w:lang w:val="en-US"/>
-              </w:rPr>
-              <w:t xml:space="preserve">with </w:t>
-            </w:r>
-            <w:r>
-              <w:rPr>
-                <w:rFonts w:ascii="Palatino Linotype" w:hAnsi="Palatino Linotype"/>
-                <w:color w:val="000000"/>
-                <w:sz w:val="20"/>
-                <w:szCs w:val="20"/>
-                <w:lang w:val="en-US"/>
-              </w:rPr>
-              <w:t>S</w:t>
-            </w:r>
-            <w:r>
-              <w:rPr>
-                <w:rFonts w:ascii="Palatino Linotype" w:hAnsi="Palatino Linotype"/>
-                <w:color w:val="000000"/>
-                <w:sz w:val="20"/>
-                <w:szCs w:val="20"/>
-                <w:lang w:val="en-US"/>
-              </w:rPr>
-              <w:t>.</w:t>
-            </w:r>
-            <w:r>
-              <w:rPr>
-                <w:rFonts w:ascii="Palatino Linotype" w:hAnsi="Palatino Linotype"/>
-                <w:color w:val="000000"/>
-                <w:sz w:val="20"/>
-                <w:szCs w:val="20"/>
-                <w:lang w:val="en-US"/>
-              </w:rPr>
-              <w:t xml:space="preserve"> Luebke and D</w:t>
-            </w:r>
-            <w:r>
-              <w:rPr>
-                <w:rFonts w:ascii="Palatino Linotype" w:hAnsi="Palatino Linotype"/>
-                <w:color w:val="000000"/>
-                <w:sz w:val="20"/>
-                <w:szCs w:val="20"/>
-                <w:lang w:val="en-US"/>
-              </w:rPr>
-              <w:t>.</w:t>
-            </w:r>
-            <w:r>
-              <w:rPr>
-                <w:rFonts w:ascii="Palatino Linotype" w:hAnsi="Palatino Linotype"/>
-                <w:color w:val="000000"/>
-                <w:sz w:val="20"/>
-                <w:szCs w:val="20"/>
-                <w:lang w:val="en-US"/>
-              </w:rPr>
-              <w:t xml:space="preserve"> Sliwka</w:t>
-            </w:r>
-            <w:r>
-              <w:rPr>
-                <w:rFonts w:ascii="Palatino Linotype" w:hAnsi="Palatino Linotype"/>
-                <w:color w:val="000000"/>
-                <w:sz w:val="20"/>
-                <w:szCs w:val="20"/>
-                <w:lang w:val="en-US"/>
-              </w:rPr>
-              <w:t xml:space="preserve"> (</w:t>
-            </w:r>
-            <w:r>
-              <w:rPr>
-                <w:rFonts w:ascii="Palatino Linotype" w:hAnsi="Palatino Linotype"/>
-                <w:i/>
-                <w:iCs/>
-                <w:color w:val="000000"/>
-                <w:sz w:val="20"/>
-                <w:szCs w:val="20"/>
-                <w:lang w:val="en-US"/>
-              </w:rPr>
-              <w:t>analysis stage</w:t>
-            </w:r>
-            <w:r>
-              <w:rPr>
-                <w:rFonts w:ascii="Palatino Linotype" w:hAnsi="Palatino Linotype"/>
-                <w:color w:val="000000"/>
-                <w:sz w:val="20"/>
-                <w:szCs w:val="20"/>
-                <w:lang w:val="en-US"/>
-              </w:rPr>
-              <w:t>)</w:t>
-            </w:r>
-          </w:p>
-          <w:p>
-            <w:pPr>
-              <w:pStyle w:val="StandardWeb"/>
-              <w:spacing w:before="0" w:beforeAutospacing="0" w:after="0" w:afterAutospacing="0"/>
+          </w:p>
+          <w:p>
+            <w:pPr>
+              <w:pStyle w:val="StandardWeb"/>
+              <w:spacing w:before="0" w:beforeAutospacing="0" w:after="0" w:afterAutospacing="0"/>
+              <w:contextualSpacing/>
               <w:jc w:val="both"/>
               <w:rPr>
                 <w:rFonts w:ascii="Palatino Linotype" w:hAnsi="Palatino Linotype"/>
-                <w:color w:val="000000"/>
-                <w:sz w:val="20"/>
-                <w:szCs w:val="20"/>
-                <w:lang w:val="en-US"/>
-              </w:rPr>
-            </w:pPr>
-          </w:p>
-          <w:p>
-            <w:pPr>
-              <w:pStyle w:val="StandardWeb"/>
-              <w:spacing w:before="0" w:beforeAutospacing="0" w:after="0" w:afterAutospacing="0"/>
+                <w:b/>
+                <w:bCs/>
+                <w:color w:val="000000"/>
+                <w:sz w:val="20"/>
+                <w:szCs w:val="20"/>
+                <w:lang w:val="en-US"/>
+              </w:rPr>
+            </w:pPr>
+            <w:r>
+              <w:rPr>
+                <w:rFonts w:ascii="Palatino Linotype" w:hAnsi="Palatino Linotype"/>
+                <w:b/>
+                <w:bCs/>
+                <w:color w:val="000000"/>
+                <w:sz w:val="20"/>
+                <w:szCs w:val="20"/>
+                <w:lang w:val="en-US"/>
+              </w:rPr>
+              <w:t>Trust in AI and Gender Stereotypes – A Field Experiment in Customer Service</w:t>
+            </w:r>
+          </w:p>
+          <w:p>
+            <w:pPr>
+              <w:pStyle w:val="StandardWeb"/>
+              <w:spacing w:before="0" w:beforeAutospacing="0" w:after="0" w:afterAutospacing="0"/>
+              <w:contextualSpacing/>
               <w:jc w:val="both"/>
               <w:rPr>
                 <w:rFonts w:ascii="Palatino Linotype" w:hAnsi="Palatino Linotype"/>
-                <w:b/>
-                <w:bCs/>
-                <w:color w:val="000000"/>
-                <w:sz w:val="20"/>
-                <w:szCs w:val="20"/>
-                <w:lang w:val="en-US"/>
-              </w:rPr>
-            </w:pPr>
-            <w:r>
-              <w:rPr>
-                <w:rFonts w:ascii="Palatino Linotype" w:hAnsi="Palatino Linotype"/>
-                <w:b/>
-                <w:bCs/>
-                <w:color w:val="000000"/>
-                <w:sz w:val="20"/>
-                <w:szCs w:val="20"/>
-                <w:lang w:val="en-US"/>
-              </w:rPr>
-              <w:t>How do</w:t>
-            </w:r>
-            <w:r>
-              <w:rPr>
-                <w:rFonts w:ascii="Palatino Linotype" w:hAnsi="Palatino Linotype"/>
-                <w:b/>
-                <w:bCs/>
-                <w:color w:val="000000"/>
-                <w:sz w:val="20"/>
-                <w:szCs w:val="20"/>
-                <w:lang w:val="en-US"/>
-              </w:rPr>
-              <w:t>es Job Experience Impact Career Choices? – Evidence from Law Clerks</w:t>
-            </w:r>
-          </w:p>
-          <w:p>
-            <w:pPr>
-              <w:pStyle w:val="StandardWeb"/>
-              <w:spacing w:before="0" w:beforeAutospacing="0" w:after="0" w:afterAutospacing="0"/>
+                <w:color w:val="000000"/>
+                <w:sz w:val="20"/>
+                <w:szCs w:val="20"/>
+                <w:lang w:val="en-US"/>
+              </w:rPr>
+            </w:pPr>
+            <w:r>
+              <w:rPr>
+                <w:rFonts w:ascii="Palatino Linotype" w:hAnsi="Palatino Linotype"/>
+                <w:color w:val="000000"/>
+                <w:sz w:val="20"/>
+                <w:szCs w:val="20"/>
+                <w:lang w:val="en-US"/>
+              </w:rPr>
+              <w:t>with S. Luebke</w:t>
+            </w:r>
+          </w:p>
+          <w:p>
+            <w:pPr>
+              <w:pStyle w:val="StandardWeb"/>
+              <w:spacing w:before="0" w:beforeAutospacing="0" w:after="0" w:afterAutospacing="0"/>
+              <w:contextualSpacing/>
               <w:jc w:val="both"/>
               <w:rPr>
                 <w:rFonts w:ascii="Palatino Linotype" w:hAnsi="Palatino Linotype"/>
@@ -2896,140 +2708,20 @@
                 <w:lang w:val="en-US"/>
               </w:rPr>
             </w:pPr>
-            <w:r>
-              <w:rPr>
-                <w:rFonts w:ascii="Palatino Linotype" w:hAnsi="Palatino Linotype"/>
-                <w:color w:val="000000"/>
-                <w:sz w:val="20"/>
-                <w:szCs w:val="20"/>
-                <w:lang w:val="en-US"/>
-              </w:rPr>
-              <w:t>with</w:t>
-            </w:r>
-            <w:r>
-              <w:rPr>
-                <w:rFonts w:ascii="Palatino Linotype" w:hAnsi="Palatino Linotype"/>
-                <w:color w:val="000000"/>
-                <w:sz w:val="20"/>
-                <w:szCs w:val="20"/>
-                <w:lang w:val="en-US"/>
-              </w:rPr>
-              <w:t xml:space="preserve"> M</w:t>
-            </w:r>
-            <w:r>
-              <w:rPr>
-                <w:rFonts w:ascii="Palatino Linotype" w:hAnsi="Palatino Linotype"/>
-                <w:color w:val="000000"/>
-                <w:sz w:val="20"/>
-                <w:szCs w:val="20"/>
-                <w:lang w:val="en-US"/>
-              </w:rPr>
-              <w:t>.</w:t>
-            </w:r>
-            <w:r>
-              <w:rPr>
-                <w:rFonts w:ascii="Palatino Linotype" w:hAnsi="Palatino Linotype"/>
-                <w:color w:val="000000"/>
-                <w:sz w:val="20"/>
-                <w:szCs w:val="20"/>
-                <w:lang w:val="en-US"/>
-              </w:rPr>
-              <w:t xml:space="preserve"> Heinz, J</w:t>
-            </w:r>
-            <w:r>
-              <w:rPr>
-                <w:rFonts w:ascii="Palatino Linotype" w:hAnsi="Palatino Linotype"/>
-                <w:color w:val="000000"/>
-                <w:sz w:val="20"/>
-                <w:szCs w:val="20"/>
-                <w:lang w:val="en-US"/>
-              </w:rPr>
-              <w:t>.</w:t>
-            </w:r>
-            <w:r>
-              <w:rPr>
-                <w:rFonts w:ascii="Palatino Linotype" w:hAnsi="Palatino Linotype"/>
-                <w:color w:val="000000"/>
-                <w:sz w:val="20"/>
-                <w:szCs w:val="20"/>
-                <w:lang w:val="en-US"/>
-              </w:rPr>
-              <w:t xml:space="preserve"> Rottmann,</w:t>
-            </w:r>
-            <w:r>
-              <w:rPr>
-                <w:rFonts w:ascii="Palatino Linotype" w:hAnsi="Palatino Linotype"/>
-                <w:color w:val="000000"/>
-                <w:sz w:val="20"/>
-                <w:szCs w:val="20"/>
-                <w:lang w:val="en-US"/>
-              </w:rPr>
-              <w:t xml:space="preserve"> and H. </w:t>
-            </w:r>
-            <w:r>
-              <w:rPr>
-                <w:rFonts w:ascii="Palatino Linotype" w:hAnsi="Palatino Linotype"/>
-                <w:color w:val="000000"/>
-                <w:sz w:val="20"/>
-                <w:szCs w:val="20"/>
-                <w:lang w:val="en-US"/>
-              </w:rPr>
-              <w:t>Schumacher</w:t>
-            </w:r>
-            <w:r>
-              <w:rPr>
-                <w:rFonts w:ascii="Palatino Linotype" w:hAnsi="Palatino Linotype"/>
-                <w:color w:val="000000"/>
-                <w:sz w:val="20"/>
-                <w:szCs w:val="20"/>
-                <w:lang w:val="en-US"/>
-              </w:rPr>
-              <w:t xml:space="preserve"> </w:t>
-            </w:r>
-            <w:r>
-              <w:rPr>
-                <w:rFonts w:ascii="Palatino Linotype" w:hAnsi="Palatino Linotype"/>
-                <w:color w:val="000000"/>
-                <w:sz w:val="20"/>
-                <w:szCs w:val="20"/>
-                <w:lang w:val="en-US"/>
-              </w:rPr>
-              <w:t>(</w:t>
-            </w:r>
-            <w:r>
-              <w:rPr>
-                <w:rFonts w:ascii="Palatino Linotype" w:hAnsi="Palatino Linotype"/>
-                <w:i/>
-                <w:iCs/>
-                <w:color w:val="000000"/>
-                <w:sz w:val="20"/>
-                <w:szCs w:val="20"/>
-                <w:lang w:val="en-US"/>
-              </w:rPr>
-              <w:t>d</w:t>
-            </w:r>
-            <w:r>
-              <w:rPr>
-                <w:rFonts w:ascii="Palatino Linotype" w:hAnsi="Palatino Linotype"/>
-                <w:i/>
-                <w:iCs/>
-                <w:color w:val="000000"/>
-                <w:sz w:val="20"/>
-                <w:szCs w:val="20"/>
-                <w:lang w:val="en-US"/>
-              </w:rPr>
-              <w:t>ata collection on-going</w:t>
-            </w:r>
-            <w:r>
-              <w:rPr>
-                <w:rFonts w:ascii="Palatino Linotype" w:hAnsi="Palatino Linotype"/>
-                <w:color w:val="000000"/>
-                <w:sz w:val="20"/>
-                <w:szCs w:val="20"/>
-                <w:lang w:val="en-US"/>
-              </w:rPr>
-              <w:t>)</w:t>
-            </w:r>
+          </w:p>
+          <w:p>
+            <w:pPr>
+              <w:pStyle w:val="StandardWeb"/>
+              <w:spacing w:before="0" w:beforeAutospacing="0" w:after="0" w:afterAutospacing="0"/>
+              <w:jc w:val="both"/>
+              <w:rPr>
+                <w:rFonts w:ascii="Palatino Linotype" w:hAnsi="Palatino Linotype"/>
+                <w:color w:val="000000"/>
+                <w:sz w:val="20"/>
+                <w:szCs w:val="20"/>
+                <w:lang w:val="en-US"/>
+              </w:rPr>
+            </w:pPr>
           </w:p>
         </w:tc>
       </w:tr>
@@ -3116,29 +2808,35 @@
               <w:spacing w:before="0" w:beforeAutospacing="0" w:after="0" w:afterAutospacing="0"/>
               <w:rPr>
                 <w:rFonts w:ascii="Palatino Linotype" w:hAnsi="Palatino Linotype"/>
-                <w:b/>
-                <w:bCs/>
-                <w:color w:val="000000"/>
-                <w:sz w:val="20"/>
-                <w:szCs w:val="20"/>
-                <w:lang w:val="en-US"/>
-              </w:rPr>
-            </w:pPr>
-            <w:r>
-              <w:rPr>
-                <w:rFonts w:ascii="Palatino Linotype" w:hAnsi="Palatino Linotype"/>
-                <w:color w:val="000000"/>
-                <w:sz w:val="20"/>
-                <w:szCs w:val="20"/>
-                <w:lang w:val="en-US"/>
-              </w:rPr>
-              <w:t>2025</w:t>
-            </w:r>
-            <w:r>
-              <w:rPr>
-                <w:rFonts w:ascii="Palatino Linotype" w:hAnsi="Palatino Linotype"/>
-                <w:b/>
-                <w:bCs/>
+                <w:color w:val="000000"/>
+                <w:sz w:val="20"/>
+                <w:szCs w:val="20"/>
+                <w:lang w:val="en-US"/>
+              </w:rPr>
+            </w:pPr>
+            <w:r>
+              <w:rPr>
+                <w:rFonts w:ascii="Palatino Linotype" w:hAnsi="Palatino Linotype"/>
+                <w:color w:val="000000"/>
+                <w:sz w:val="20"/>
+                <w:szCs w:val="20"/>
+                <w:lang w:val="en-US"/>
+              </w:rPr>
+              <w:t xml:space="preserve">2026 </w:t>
+            </w:r>
+            <w:r>
+              <w:rPr>
+                <w:rFonts w:ascii="Palatino Linotype" w:hAnsi="Palatino Linotype"/>
+                <w:color w:val="000000"/>
+                <w:sz w:val="20"/>
+                <w:szCs w:val="20"/>
+                <w:lang w:val="en-US"/>
+              </w:rPr>
+              <w:t>–</w:t>
+            </w:r>
+            <w:r>
+              <w:rPr>
+                <w:rFonts w:ascii="Palatino Linotype" w:hAnsi="Palatino Linotype"/>
                 <w:color w:val="000000"/>
                 <w:sz w:val="20"/>
                 <w:szCs w:val="20"/>
@@ -3154,48 +2852,30 @@
                 <w:szCs w:val="20"/>
                 <w:lang w:val="en-US"/>
               </w:rPr>
-              <w:t xml:space="preserve">- </w:t>
-            </w:r>
-            <w:r>
-              <w:rPr>
-                <w:rFonts w:ascii="Palatino Linotype" w:hAnsi="Palatino Linotype"/>
-                <w:color w:val="000000"/>
-                <w:sz w:val="20"/>
-                <w:szCs w:val="20"/>
-                <w:lang w:val="en-US"/>
-              </w:rPr>
-              <w:t xml:space="preserve">EAA </w:t>
-            </w:r>
-            <w:r>
-              <w:rPr>
-                <w:rFonts w:ascii="Palatino Linotype" w:hAnsi="Palatino Linotype"/>
-                <w:color w:val="000000"/>
-                <w:sz w:val="20"/>
-                <w:szCs w:val="20"/>
-                <w:lang w:val="en-US"/>
-              </w:rPr>
-              <w:t xml:space="preserve">Doctoral Colloquium, EAA </w:t>
-            </w:r>
-            <w:r>
-              <w:rPr>
-                <w:rFonts w:ascii="Palatino Linotype" w:hAnsi="Palatino Linotype"/>
-                <w:color w:val="000000"/>
-                <w:sz w:val="20"/>
-                <w:szCs w:val="20"/>
-                <w:lang w:val="en-US"/>
-              </w:rPr>
-              <w:t>Conference</w:t>
-            </w:r>
-            <w:r>
-              <w:rPr>
-                <w:rFonts w:ascii="Palatino Linotype" w:hAnsi="Palatino Linotype"/>
-                <w:color w:val="000000"/>
-                <w:sz w:val="20"/>
-                <w:szCs w:val="20"/>
-                <w:lang w:val="en-US"/>
-              </w:rPr>
-              <w:t>,</w:t>
-            </w:r>
+              <w:t>EAA Conference, WHU ACMAR, COPE</w:t>
+            </w:r>
+            <w:r>
+              <w:rPr>
+                <w:rFonts w:ascii="Palatino Linotype" w:hAnsi="Palatino Linotype"/>
+                <w:color w:val="000000"/>
+                <w:sz w:val="20"/>
+                <w:szCs w:val="20"/>
+                <w:lang w:val="en-US"/>
+              </w:rPr>
+              <w:t xml:space="preserve">, OESS </w:t>
+            </w:r>
+            <w:proofErr w:type="spellStart"/>
+            <w:r>
+              <w:rPr>
+                <w:rFonts w:ascii="Palatino Linotype" w:hAnsi="Palatino Linotype"/>
+                <w:color w:val="000000"/>
+                <w:sz w:val="20"/>
+                <w:szCs w:val="20"/>
+                <w:lang w:val="en-US"/>
+              </w:rPr>
+              <w:t>Ohlstadt</w:t>
+            </w:r>
+            <w:proofErr w:type="spellEnd"/>
             <w:r>
               <w:rPr>
                 <w:rFonts w:ascii="Palatino Linotype" w:hAnsi="Palatino Linotype"/>
@@ -3206,65 +2886,13 @@
               </w:rPr>
               <w:t xml:space="preserve"> </w:t>
             </w:r>
-            <w:r>
-              <w:rPr>
-                <w:rFonts w:ascii="Palatino Linotype" w:hAnsi="Palatino Linotype"/>
-                <w:color w:val="000000"/>
-                <w:sz w:val="20"/>
-                <w:szCs w:val="20"/>
-                <w:lang w:val="en-US"/>
-              </w:rPr>
-              <w:t>WHU ACMAR,</w:t>
-            </w:r>
-            <w:r>
-              <w:rPr>
-                <w:rFonts w:ascii="Palatino Linotype" w:hAnsi="Palatino Linotype"/>
-                <w:color w:val="000000"/>
-                <w:sz w:val="20"/>
-                <w:szCs w:val="20"/>
-                <w:lang w:val="en-US"/>
-              </w:rPr>
-              <w:t xml:space="preserve"> </w:t>
-            </w:r>
-            <w:r>
-              <w:rPr>
-                <w:rFonts w:ascii="Palatino Linotype" w:hAnsi="Palatino Linotype"/>
-                <w:color w:val="000000"/>
-                <w:sz w:val="20"/>
-                <w:szCs w:val="20"/>
-                <w:lang w:val="en-US"/>
-              </w:rPr>
-              <w:t>MAS Mid-Year Meeting,</w:t>
-            </w:r>
-            <w:r>
-              <w:rPr>
-                <w:rFonts w:ascii="Palatino Linotype" w:hAnsi="Palatino Linotype"/>
-                <w:color w:val="000000"/>
-                <w:sz w:val="20"/>
-                <w:szCs w:val="20"/>
-                <w:lang w:val="en-US"/>
-              </w:rPr>
-              <w:t xml:space="preserve"> </w:t>
-            </w:r>
-            <w:r>
-              <w:rPr>
-                <w:rFonts w:ascii="Palatino Linotype" w:hAnsi="Palatino Linotype"/>
-                <w:color w:val="000000"/>
-                <w:sz w:val="20"/>
-                <w:szCs w:val="20"/>
-                <w:lang w:val="en-US"/>
-              </w:rPr>
-              <w:t>Colloquium for Personnel Economics</w:t>
-            </w:r>
-          </w:p>
-          <w:p>
-            <w:pPr>
-              <w:pStyle w:val="StandardWeb"/>
-              <w:spacing w:before="0" w:beforeAutospacing="0" w:after="0" w:afterAutospacing="0"/>
-              <w:rPr>
-                <w:rFonts w:ascii="Palatino Linotype" w:hAnsi="Palatino Linotype"/>
-                <w:b/>
-                <w:bCs/>
+          </w:p>
+          <w:p>
+            <w:pPr>
+              <w:pStyle w:val="StandardWeb"/>
+              <w:spacing w:before="0" w:beforeAutospacing="0" w:after="0" w:afterAutospacing="0"/>
+              <w:rPr>
+                <w:rFonts w:ascii="Palatino Linotype" w:hAnsi="Palatino Linotype"/>
                 <w:color w:val="000000"/>
                 <w:sz w:val="8"/>
                 <w:szCs w:val="8"/>
@@ -3278,55 +2906,29 @@
               <w:spacing w:before="0" w:beforeAutospacing="0" w:after="0" w:afterAutospacing="0"/>
               <w:rPr>
                 <w:rFonts w:ascii="Palatino Linotype" w:hAnsi="Palatino Linotype"/>
-                <w:color w:val="000000"/>
-                <w:sz w:val="20"/>
-                <w:szCs w:val="20"/>
-                <w:lang w:val="en-US"/>
-              </w:rPr>
-            </w:pPr>
-            <w:r>
-              <w:rPr>
-                <w:rFonts w:ascii="Palatino Linotype" w:hAnsi="Palatino Linotype"/>
-                <w:color w:val="000000"/>
-                <w:sz w:val="20"/>
-                <w:szCs w:val="20"/>
-                <w:lang w:val="en-US"/>
-              </w:rPr>
-              <w:t>2024</w:t>
-            </w:r>
-            <w:r>
-              <w:rPr>
-                <w:rFonts w:ascii="Palatino Linotype" w:hAnsi="Palatino Linotype"/>
-                <w:color w:val="000000"/>
-                <w:sz w:val="20"/>
-                <w:szCs w:val="20"/>
-                <w:lang w:val="en-US"/>
-              </w:rPr>
-              <w:t xml:space="preserve"> - </w:t>
-            </w:r>
-            <w:r>
-              <w:rPr>
-                <w:rFonts w:ascii="Palatino Linotype" w:hAnsi="Palatino Linotype"/>
-                <w:color w:val="000000"/>
-                <w:sz w:val="20"/>
-                <w:szCs w:val="20"/>
-                <w:lang w:val="en-US"/>
-              </w:rPr>
-              <w:t>ENEAR</w:t>
-            </w:r>
-            <w:r>
-              <w:rPr>
-                <w:rFonts w:ascii="Palatino Linotype" w:hAnsi="Palatino Linotype"/>
-                <w:color w:val="000000"/>
-                <w:sz w:val="20"/>
-                <w:szCs w:val="20"/>
-                <w:lang w:val="en-US"/>
-              </w:rPr>
-              <w:t xml:space="preserve"> Conference,</w:t>
-            </w:r>
-            <w:r>
-              <w:rPr>
-                <w:rFonts w:ascii="Palatino Linotype" w:hAnsi="Palatino Linotype"/>
+                <w:b/>
+                <w:bCs/>
+                <w:color w:val="000000"/>
+                <w:sz w:val="20"/>
+                <w:szCs w:val="20"/>
+                <w:lang w:val="en-US"/>
+              </w:rPr>
+            </w:pPr>
+            <w:r>
+              <w:rPr>
+                <w:rFonts w:ascii="Palatino Linotype" w:hAnsi="Palatino Linotype"/>
+                <w:color w:val="000000"/>
+                <w:sz w:val="20"/>
+                <w:szCs w:val="20"/>
+                <w:lang w:val="en-US"/>
+              </w:rPr>
+              <w:t>2025</w:t>
+            </w:r>
+            <w:r>
+              <w:rPr>
+                <w:rFonts w:ascii="Palatino Linotype" w:hAnsi="Palatino Linotype"/>
+                <w:b/>
+                <w:bCs/>
                 <w:color w:val="000000"/>
                 <w:sz w:val="20"/>
                 <w:szCs w:val="20"/>
@@ -3334,45 +2936,135 @@
               </w:rPr>
               <w:t xml:space="preserve"> </w:t>
             </w:r>
-            <w:proofErr w:type="spellStart"/>
-            <w:r>
-              <w:rPr>
-                <w:rFonts w:ascii="Palatino Linotype" w:hAnsi="Palatino Linotype"/>
-                <w:color w:val="000000"/>
-                <w:sz w:val="20"/>
-                <w:szCs w:val="20"/>
-                <w:lang w:val="en-US"/>
-              </w:rPr>
-              <w:t>CESIfo</w:t>
-            </w:r>
-            <w:proofErr w:type="spellEnd"/>
-            <w:r>
-              <w:rPr>
-                <w:rFonts w:ascii="Palatino Linotype" w:hAnsi="Palatino Linotype"/>
-                <w:color w:val="000000"/>
-                <w:sz w:val="20"/>
-                <w:szCs w:val="20"/>
-                <w:lang w:val="en-US"/>
-              </w:rPr>
-              <w:t xml:space="preserve"> Summer Institute on Reskilling in Firms, </w:t>
-            </w:r>
-            <w:r>
-              <w:rPr>
-                <w:rFonts w:ascii="Palatino Linotype" w:hAnsi="Palatino Linotype"/>
-                <w:color w:val="000000"/>
-                <w:sz w:val="20"/>
-                <w:szCs w:val="20"/>
-                <w:lang w:val="en-US"/>
-              </w:rPr>
-              <w:t>Academy of Management Conference</w:t>
-            </w:r>
-          </w:p>
-          <w:p>
-            <w:pPr>
-              <w:pStyle w:val="StandardWeb"/>
-              <w:spacing w:before="0" w:beforeAutospacing="0" w:after="0" w:afterAutospacing="0"/>
-              <w:rPr>
-                <w:rFonts w:ascii="Palatino Linotype" w:hAnsi="Palatino Linotype"/>
+            <w:r>
+              <w:rPr>
+                <w:rFonts w:ascii="Palatino Linotype" w:hAnsi="Palatino Linotype"/>
+                <w:color w:val="000000"/>
+                <w:sz w:val="20"/>
+                <w:szCs w:val="20"/>
+                <w:lang w:val="en-US"/>
+              </w:rPr>
+              <w:t>–</w:t>
+            </w:r>
+            <w:r>
+              <w:rPr>
+                <w:rFonts w:ascii="Palatino Linotype" w:hAnsi="Palatino Linotype"/>
+                <w:color w:val="000000"/>
+                <w:sz w:val="20"/>
+                <w:szCs w:val="20"/>
+                <w:lang w:val="en-US"/>
+              </w:rPr>
+              <w:t xml:space="preserve"> </w:t>
+            </w:r>
+            <w:r>
+              <w:rPr>
+                <w:rFonts w:ascii="Palatino Linotype" w:hAnsi="Palatino Linotype"/>
+                <w:color w:val="000000"/>
+                <w:sz w:val="20"/>
+                <w:szCs w:val="20"/>
+                <w:lang w:val="en-US"/>
+              </w:rPr>
+              <w:t xml:space="preserve">EAA </w:t>
+            </w:r>
+            <w:r>
+              <w:rPr>
+                <w:rFonts w:ascii="Palatino Linotype" w:hAnsi="Palatino Linotype"/>
+                <w:color w:val="000000"/>
+                <w:sz w:val="20"/>
+                <w:szCs w:val="20"/>
+                <w:lang w:val="en-US"/>
+              </w:rPr>
+              <w:t xml:space="preserve">Doctoral Colloquium, EAA </w:t>
+            </w:r>
+            <w:r>
+              <w:rPr>
+                <w:rFonts w:ascii="Palatino Linotype" w:hAnsi="Palatino Linotype"/>
+                <w:color w:val="000000"/>
+                <w:sz w:val="20"/>
+                <w:szCs w:val="20"/>
+                <w:lang w:val="en-US"/>
+              </w:rPr>
+              <w:t>Conference</w:t>
+            </w:r>
+            <w:r>
+              <w:rPr>
+                <w:rFonts w:ascii="Palatino Linotype" w:hAnsi="Palatino Linotype"/>
+                <w:color w:val="000000"/>
+                <w:sz w:val="20"/>
+                <w:szCs w:val="20"/>
+                <w:lang w:val="en-US"/>
+              </w:rPr>
+              <w:t>,</w:t>
+            </w:r>
+            <w:r>
+              <w:rPr>
+                <w:rFonts w:ascii="Palatino Linotype" w:hAnsi="Palatino Linotype"/>
+                <w:color w:val="000000"/>
+                <w:sz w:val="20"/>
+                <w:szCs w:val="20"/>
+                <w:lang w:val="en-US"/>
+              </w:rPr>
+              <w:t xml:space="preserve"> </w:t>
+            </w:r>
+            <w:r>
+              <w:rPr>
+                <w:rFonts w:ascii="Palatino Linotype" w:hAnsi="Palatino Linotype"/>
+                <w:color w:val="000000"/>
+                <w:sz w:val="20"/>
+                <w:szCs w:val="20"/>
+                <w:lang w:val="en-US"/>
+              </w:rPr>
+              <w:t>WHU ACMAR,</w:t>
+            </w:r>
+            <w:r>
+              <w:rPr>
+                <w:rFonts w:ascii="Palatino Linotype" w:hAnsi="Palatino Linotype"/>
+                <w:color w:val="000000"/>
+                <w:sz w:val="20"/>
+                <w:szCs w:val="20"/>
+                <w:lang w:val="en-US"/>
+              </w:rPr>
+              <w:t xml:space="preserve"> </w:t>
+            </w:r>
+            <w:r>
+              <w:rPr>
+                <w:rFonts w:ascii="Palatino Linotype" w:hAnsi="Palatino Linotype"/>
+                <w:color w:val="000000"/>
+                <w:sz w:val="20"/>
+                <w:szCs w:val="20"/>
+                <w:lang w:val="en-US"/>
+              </w:rPr>
+              <w:t>MAS Mid-Year Meeting,</w:t>
+            </w:r>
+            <w:r>
+              <w:rPr>
+                <w:rFonts w:ascii="Palatino Linotype" w:hAnsi="Palatino Linotype"/>
+                <w:color w:val="000000"/>
+                <w:sz w:val="20"/>
+                <w:szCs w:val="20"/>
+                <w:lang w:val="en-US"/>
+              </w:rPr>
+              <w:t xml:space="preserve"> </w:t>
+            </w:r>
+            <w:r>
+              <w:rPr>
+                <w:rFonts w:ascii="Palatino Linotype" w:hAnsi="Palatino Linotype"/>
+                <w:color w:val="000000"/>
+                <w:sz w:val="20"/>
+                <w:szCs w:val="20"/>
+                <w:lang w:val="en-US"/>
+              </w:rPr>
+              <w:t>COPE</w:t>
+            </w:r>
+          </w:p>
+          <w:p>
+            <w:pPr>
+              <w:pStyle w:val="StandardWeb"/>
+              <w:spacing w:before="0" w:beforeAutospacing="0" w:after="0" w:afterAutospacing="0"/>
+              <w:rPr>
+                <w:rFonts w:ascii="Palatino Linotype" w:hAnsi="Palatino Linotype"/>
+                <w:b/>
+                <w:bCs/>
                 <w:color w:val="000000"/>
                 <w:sz w:val="8"/>
                 <w:szCs w:val="8"/>
@@ -3400,6 +3092,134 @@
                 <w:szCs w:val="20"/>
                 <w:lang w:val="en-US"/>
               </w:rPr>
+              <w:t>2024</w:t>
+            </w:r>
+            <w:r>
+              <w:rPr>
+                <w:rFonts w:ascii="Palatino Linotype" w:hAnsi="Palatino Linotype"/>
+                <w:color w:val="000000"/>
+                <w:sz w:val="20"/>
+                <w:szCs w:val="20"/>
+                <w:lang w:val="en-US"/>
+              </w:rPr>
+              <w:t xml:space="preserve"> </w:t>
+            </w:r>
+            <w:r>
+              <w:rPr>
+                <w:rFonts w:ascii="Palatino Linotype" w:hAnsi="Palatino Linotype"/>
+                <w:color w:val="000000"/>
+                <w:sz w:val="20"/>
+                <w:szCs w:val="20"/>
+                <w:lang w:val="en-US"/>
+              </w:rPr>
+              <w:t>–</w:t>
+            </w:r>
+            <w:r>
+              <w:rPr>
+                <w:rFonts w:ascii="Palatino Linotype" w:hAnsi="Palatino Linotype"/>
+                <w:color w:val="000000"/>
+                <w:sz w:val="20"/>
+                <w:szCs w:val="20"/>
+                <w:lang w:val="en-US"/>
+              </w:rPr>
+              <w:t xml:space="preserve"> </w:t>
+            </w:r>
+            <w:r>
+              <w:rPr>
+                <w:rFonts w:ascii="Palatino Linotype" w:hAnsi="Palatino Linotype"/>
+                <w:color w:val="000000"/>
+                <w:sz w:val="20"/>
+                <w:szCs w:val="20"/>
+                <w:lang w:val="en-US"/>
+              </w:rPr>
+              <w:t>ENEAR</w:t>
+            </w:r>
+            <w:r>
+              <w:rPr>
+                <w:rFonts w:ascii="Palatino Linotype" w:hAnsi="Palatino Linotype"/>
+                <w:color w:val="000000"/>
+                <w:sz w:val="20"/>
+                <w:szCs w:val="20"/>
+                <w:lang w:val="en-US"/>
+              </w:rPr>
+              <w:t xml:space="preserve"> Conference,</w:t>
+            </w:r>
+            <w:r>
+              <w:rPr>
+                <w:rFonts w:ascii="Palatino Linotype" w:hAnsi="Palatino Linotype"/>
+                <w:color w:val="000000"/>
+                <w:sz w:val="20"/>
+                <w:szCs w:val="20"/>
+                <w:lang w:val="en-US"/>
+              </w:rPr>
+              <w:t xml:space="preserve"> </w:t>
+            </w:r>
+            <w:proofErr w:type="spellStart"/>
+            <w:r>
+              <w:rPr>
+                <w:rFonts w:ascii="Palatino Linotype" w:hAnsi="Palatino Linotype"/>
+                <w:color w:val="000000"/>
+                <w:sz w:val="20"/>
+                <w:szCs w:val="20"/>
+                <w:lang w:val="en-US"/>
+              </w:rPr>
+              <w:t>CESIfo</w:t>
+            </w:r>
+            <w:proofErr w:type="spellEnd"/>
+            <w:r>
+              <w:rPr>
+                <w:rFonts w:ascii="Palatino Linotype" w:hAnsi="Palatino Linotype"/>
+                <w:color w:val="000000"/>
+                <w:sz w:val="20"/>
+                <w:szCs w:val="20"/>
+                <w:lang w:val="en-US"/>
+              </w:rPr>
+              <w:t xml:space="preserve"> Summer Institute on Reskilling in Firms, </w:t>
+            </w:r>
+            <w:r>
+              <w:rPr>
+                <w:rFonts w:ascii="Palatino Linotype" w:hAnsi="Palatino Linotype"/>
+                <w:color w:val="000000"/>
+                <w:sz w:val="20"/>
+                <w:szCs w:val="20"/>
+                <w:lang w:val="en-US"/>
+              </w:rPr>
+              <w:t>Academy of Management Conference</w:t>
+            </w:r>
+          </w:p>
+          <w:p>
+            <w:pPr>
+              <w:pStyle w:val="StandardWeb"/>
+              <w:spacing w:before="0" w:beforeAutospacing="0" w:after="0" w:afterAutospacing="0"/>
+              <w:rPr>
+                <w:rFonts w:ascii="Palatino Linotype" w:hAnsi="Palatino Linotype"/>
+                <w:color w:val="000000"/>
+                <w:sz w:val="8"/>
+                <w:szCs w:val="8"/>
+                <w:lang w:val="en-US"/>
+              </w:rPr>
+            </w:pPr>
+          </w:p>
+          <w:p>
+            <w:pPr>
+              <w:pStyle w:val="StandardWeb"/>
+              <w:spacing w:before="0" w:beforeAutospacing="0" w:after="0" w:afterAutospacing="0"/>
+              <w:rPr>
+                <w:rFonts w:ascii="Palatino Linotype" w:hAnsi="Palatino Linotype"/>
+                <w:color w:val="000000"/>
+                <w:sz w:val="20"/>
+                <w:szCs w:val="20"/>
+                <w:lang w:val="en-US"/>
+              </w:rPr>
+            </w:pPr>
+            <w:r>
+              <w:rPr>
+                <w:rFonts w:ascii="Palatino Linotype" w:hAnsi="Palatino Linotype"/>
+                <w:color w:val="000000"/>
+                <w:sz w:val="20"/>
+                <w:szCs w:val="20"/>
+                <w:lang w:val="en-US"/>
+              </w:rPr>
               <w:t>2023</w:t>
             </w:r>
             <w:r>
@@ -3410,7 +3230,27 @@
                 <w:szCs w:val="20"/>
                 <w:lang w:val="en-US"/>
               </w:rPr>
-              <w:t xml:space="preserve"> - </w:t>
+              <w:t xml:space="preserve"> </w:t>
+            </w:r>
+            <w:r>
+              <w:rPr>
+                <w:rFonts w:ascii="Palatino Linotype" w:hAnsi="Palatino Linotype"/>
+                <w:color w:val="000000"/>
+                <w:sz w:val="20"/>
+                <w:szCs w:val="20"/>
+                <w:lang w:val="en-US"/>
+              </w:rPr>
+              <w:t>–</w:t>
+            </w:r>
+            <w:r>
+              <w:rPr>
+                <w:rFonts w:ascii="Palatino Linotype" w:hAnsi="Palatino Linotype"/>
+                <w:color w:val="000000"/>
+                <w:sz w:val="20"/>
+                <w:szCs w:val="20"/>
+                <w:lang w:val="en-US"/>
+              </w:rPr>
+              <w:t xml:space="preserve"> </w:t>
             </w:r>
             <w:r>
               <w:rPr>
@@ -3451,16 +3291,6 @@
                 <w:lang w:val="en-US"/>
               </w:rPr>
               <w:t>Experiments Outside the Laboratory</w:t>
-            </w:r>
-            <w:r>
-              <w:rPr>
-                <w:rFonts w:ascii="Palatino Linotype" w:hAnsi="Palatino Linotype"/>
-                <w:color w:val="000000"/>
-                <w:sz w:val="20"/>
-                <w:szCs w:val="20"/>
-                <w:lang w:val="en-US"/>
-              </w:rPr>
-              <w:t>, SIOE Annual Meeting</w:t>
             </w:r>
           </w:p>
           <w:p>
@@ -3501,6 +3331,29 @@
                 <w:lang w:val="en-US"/>
               </w:rPr>
               <w:t>Seminar Presentations</w:t>
+            </w:r>
+          </w:p>
+          <w:p>
+            <w:pPr>
+              <w:pStyle w:val="StandardWeb"/>
+              <w:spacing w:before="0" w:beforeAutospacing="0" w:after="0" w:afterAutospacing="0"/>
+              <w:rPr>
+                <w:rFonts w:ascii="Palatino Linotype" w:hAnsi="Palatino Linotype"/>
+                <w:color w:val="000000"/>
+                <w:sz w:val="20"/>
+                <w:szCs w:val="20"/>
+                <w:lang w:val="en-US"/>
+              </w:rPr>
+            </w:pPr>
+            <w:r>
+              <w:rPr>
+                <w:rFonts w:ascii="Palatino Linotype" w:hAnsi="Palatino Linotype"/>
+                <w:color w:val="000000"/>
+                <w:sz w:val="20"/>
+                <w:szCs w:val="20"/>
+                <w:lang w:val="en-US"/>
+              </w:rPr>
+              <w:t>2026 – Accounting Brown Bag (ESSEC Paris)</w:t>
             </w:r>
           </w:p>
           <w:p>
@@ -4643,292 +4496,52 @@
                 <w:szCs w:val="20"/>
                 <w:lang w:val="en-US"/>
               </w:rPr>
-              <w:t xml:space="preserve">Teaching </w:t>
-            </w:r>
-            <w:r>
-              <w:rPr>
-                <w:rFonts w:ascii="Palatino Linotype" w:hAnsi="Palatino Linotype"/>
-                <w:b/>
-                <w:bCs/>
-                <w:color w:val="000000"/>
-                <w:sz w:val="20"/>
-                <w:szCs w:val="20"/>
-                <w:lang w:val="en-US"/>
-              </w:rPr>
-              <w:t>Assistant</w:t>
-            </w:r>
-          </w:p>
-          <w:p>
-            <w:pPr>
-              <w:pStyle w:val="StandardWeb"/>
-              <w:spacing w:before="0" w:beforeAutospacing="0" w:after="0" w:afterAutospacing="0"/>
-              <w:rPr>
-                <w:rFonts w:ascii="Palatino Linotype" w:hAnsi="Palatino Linotype"/>
-                <w:color w:val="000000"/>
-                <w:sz w:val="20"/>
-                <w:szCs w:val="20"/>
-                <w:lang w:val="en-US"/>
-              </w:rPr>
-            </w:pPr>
-            <w:r>
-              <w:rPr>
-                <w:rFonts w:ascii="Palatino Linotype" w:hAnsi="Palatino Linotype"/>
-                <w:color w:val="000000"/>
-                <w:sz w:val="20"/>
-                <w:szCs w:val="20"/>
-                <w:lang w:val="en-US"/>
-              </w:rPr>
-              <w:t>CEMS Master in Management: Business Projects (2025)</w:t>
-            </w:r>
-          </w:p>
-          <w:p>
-            <w:pPr>
-              <w:pStyle w:val="StandardWeb"/>
-              <w:spacing w:before="0" w:beforeAutospacing="0" w:after="0" w:afterAutospacing="0"/>
-              <w:rPr>
-                <w:rFonts w:ascii="Palatino Linotype" w:hAnsi="Palatino Linotype"/>
-                <w:color w:val="000000"/>
-                <w:sz w:val="20"/>
-                <w:szCs w:val="20"/>
-                <w:lang w:val="en-US"/>
-              </w:rPr>
-            </w:pPr>
-            <w:r>
-              <w:rPr>
-                <w:rFonts w:ascii="Palatino Linotype" w:hAnsi="Palatino Linotype"/>
-                <w:color w:val="000000"/>
-                <w:sz w:val="20"/>
-                <w:szCs w:val="20"/>
-                <w:lang w:val="en-US"/>
-              </w:rPr>
-              <w:t>Business Projects in Corporate Development</w:t>
-            </w:r>
-            <w:r>
-              <w:rPr>
-                <w:rFonts w:ascii="Palatino Linotype" w:hAnsi="Palatino Linotype"/>
-                <w:color w:val="000000"/>
-                <w:sz w:val="20"/>
-                <w:szCs w:val="20"/>
-                <w:lang w:val="en-US"/>
-              </w:rPr>
-              <w:t>, Uni Cologne</w:t>
-            </w:r>
-            <w:r>
-              <w:rPr>
-                <w:rFonts w:ascii="Palatino Linotype" w:hAnsi="Palatino Linotype"/>
-                <w:color w:val="000000"/>
-                <w:sz w:val="20"/>
-                <w:szCs w:val="20"/>
-                <w:lang w:val="en-US"/>
-              </w:rPr>
-              <w:t xml:space="preserve"> </w:t>
-            </w:r>
-            <w:r>
-              <w:rPr>
-                <w:rFonts w:ascii="Palatino Linotype" w:hAnsi="Palatino Linotype"/>
-                <w:color w:val="000000"/>
-                <w:sz w:val="20"/>
-                <w:szCs w:val="20"/>
-                <w:lang w:val="en-US"/>
-              </w:rPr>
-              <w:t>(2023, 2024, 2025</w:t>
-            </w:r>
-            <w:r>
-              <w:rPr>
-                <w:rFonts w:ascii="Palatino Linotype" w:hAnsi="Palatino Linotype"/>
-                <w:color w:val="000000"/>
-                <w:sz w:val="20"/>
-                <w:szCs w:val="20"/>
-                <w:lang w:val="en-US"/>
-              </w:rPr>
-              <w:t>)</w:t>
-            </w:r>
-          </w:p>
-          <w:p>
-            <w:pPr>
-              <w:pStyle w:val="StandardWeb"/>
-              <w:spacing w:before="0" w:beforeAutospacing="0" w:after="0" w:afterAutospacing="0"/>
-              <w:rPr>
-                <w:rFonts w:ascii="Palatino Linotype" w:hAnsi="Palatino Linotype"/>
-                <w:color w:val="000000"/>
-                <w:sz w:val="20"/>
-                <w:szCs w:val="20"/>
-                <w:lang w:val="en-US"/>
-              </w:rPr>
-            </w:pPr>
-            <w:r>
-              <w:rPr>
-                <w:rFonts w:ascii="Palatino Linotype" w:hAnsi="Palatino Linotype"/>
-                <w:color w:val="000000"/>
-                <w:sz w:val="20"/>
-                <w:szCs w:val="20"/>
-                <w:lang w:val="en-US"/>
-              </w:rPr>
-              <w:t>Strategic Human Resource Management</w:t>
-            </w:r>
-            <w:r>
-              <w:rPr>
-                <w:rFonts w:ascii="Palatino Linotype" w:hAnsi="Palatino Linotype"/>
-                <w:color w:val="000000"/>
-                <w:sz w:val="20"/>
-                <w:szCs w:val="20"/>
-                <w:lang w:val="en-US"/>
-              </w:rPr>
-              <w:t>, Uni Cologne</w:t>
-            </w:r>
-            <w:r>
-              <w:rPr>
-                <w:rFonts w:ascii="Palatino Linotype" w:hAnsi="Palatino Linotype"/>
-                <w:color w:val="000000"/>
-                <w:sz w:val="20"/>
-                <w:szCs w:val="20"/>
-                <w:lang w:val="en-US"/>
-              </w:rPr>
-              <w:t xml:space="preserve"> (202</w:t>
-            </w:r>
-            <w:r>
-              <w:rPr>
-                <w:rFonts w:ascii="Palatino Linotype" w:hAnsi="Palatino Linotype"/>
-                <w:color w:val="000000"/>
-                <w:sz w:val="20"/>
-                <w:szCs w:val="20"/>
-                <w:lang w:val="en-US"/>
-              </w:rPr>
-              <w:t>2</w:t>
-            </w:r>
-            <w:r>
-              <w:rPr>
-                <w:rFonts w:ascii="Palatino Linotype" w:hAnsi="Palatino Linotype"/>
-                <w:color w:val="000000"/>
-                <w:sz w:val="20"/>
-                <w:szCs w:val="20"/>
-                <w:lang w:val="en-US"/>
-              </w:rPr>
-              <w:t>, 2025</w:t>
-            </w:r>
-            <w:r>
-              <w:rPr>
-                <w:rFonts w:ascii="Palatino Linotype" w:hAnsi="Palatino Linotype"/>
-                <w:color w:val="000000"/>
-                <w:sz w:val="20"/>
-                <w:szCs w:val="20"/>
-                <w:lang w:val="en-US"/>
-              </w:rPr>
-              <w:t>)</w:t>
-            </w:r>
-          </w:p>
-          <w:p>
-            <w:pPr>
-              <w:pStyle w:val="StandardWeb"/>
-              <w:spacing w:before="0" w:beforeAutospacing="0" w:after="0" w:afterAutospacing="0"/>
-              <w:rPr>
-                <w:rFonts w:ascii="Palatino Linotype" w:hAnsi="Palatino Linotype"/>
-                <w:color w:val="000000"/>
-                <w:sz w:val="20"/>
-                <w:szCs w:val="20"/>
-                <w:lang w:val="en-US"/>
-              </w:rPr>
-            </w:pPr>
-            <w:r>
-              <w:rPr>
-                <w:rFonts w:ascii="Palatino Linotype" w:hAnsi="Palatino Linotype"/>
-                <w:color w:val="000000"/>
-                <w:sz w:val="20"/>
-                <w:szCs w:val="20"/>
-                <w:lang w:val="en-US"/>
-              </w:rPr>
-              <w:t>Master Seminar in Personnel Economics</w:t>
-            </w:r>
-            <w:r>
-              <w:rPr>
-                <w:rFonts w:ascii="Palatino Linotype" w:hAnsi="Palatino Linotype"/>
-                <w:color w:val="000000"/>
-                <w:sz w:val="20"/>
-                <w:szCs w:val="20"/>
-                <w:lang w:val="en-US"/>
-              </w:rPr>
-              <w:t>, Uni Cologne (2</w:t>
-            </w:r>
-            <w:r>
-              <w:rPr>
-                <w:rFonts w:ascii="Palatino Linotype" w:hAnsi="Palatino Linotype"/>
-                <w:color w:val="000000"/>
-                <w:sz w:val="20"/>
-                <w:szCs w:val="20"/>
-                <w:lang w:val="en-US"/>
-              </w:rPr>
-              <w:t>022)</w:t>
-            </w:r>
-          </w:p>
-          <w:p>
-            <w:pPr>
-              <w:pStyle w:val="StandardWeb"/>
-              <w:spacing w:before="0" w:beforeAutospacing="0" w:after="0" w:afterAutospacing="0"/>
-              <w:rPr>
-                <w:rFonts w:ascii="Palatino Linotype" w:hAnsi="Palatino Linotype"/>
-                <w:color w:val="000000"/>
-                <w:sz w:val="20"/>
-                <w:szCs w:val="20"/>
-                <w:lang w:val="en-US"/>
-              </w:rPr>
-            </w:pPr>
-            <w:r>
-              <w:rPr>
-                <w:rFonts w:ascii="Palatino Linotype" w:hAnsi="Palatino Linotype"/>
-                <w:color w:val="000000"/>
-                <w:sz w:val="20"/>
-                <w:szCs w:val="20"/>
-                <w:lang w:val="en-US"/>
-              </w:rPr>
-              <w:t>Bachelor Seminar Corporate Development</w:t>
-            </w:r>
-            <w:r>
-              <w:rPr>
-                <w:rFonts w:ascii="Palatino Linotype" w:hAnsi="Palatino Linotype"/>
-                <w:color w:val="000000"/>
-                <w:sz w:val="20"/>
-                <w:szCs w:val="20"/>
-                <w:lang w:val="en-US"/>
-              </w:rPr>
-              <w:t>, Uni Cologne</w:t>
-            </w:r>
-            <w:r>
-              <w:rPr>
-                <w:rFonts w:ascii="Palatino Linotype" w:hAnsi="Palatino Linotype"/>
-                <w:color w:val="000000"/>
-                <w:sz w:val="20"/>
-                <w:szCs w:val="20"/>
-                <w:lang w:val="en-US"/>
-              </w:rPr>
-              <w:t xml:space="preserve"> </w:t>
-            </w:r>
-            <w:r>
-              <w:rPr>
-                <w:rFonts w:ascii="Palatino Linotype" w:hAnsi="Palatino Linotype"/>
-                <w:color w:val="000000"/>
-                <w:sz w:val="20"/>
-                <w:szCs w:val="20"/>
-                <w:lang w:val="en-US"/>
-              </w:rPr>
-              <w:t>(</w:t>
-            </w:r>
-            <w:r>
-              <w:rPr>
-                <w:rFonts w:ascii="Palatino Linotype" w:hAnsi="Palatino Linotype"/>
-                <w:color w:val="000000"/>
-                <w:sz w:val="20"/>
-                <w:szCs w:val="20"/>
-                <w:lang w:val="en-US"/>
-              </w:rPr>
-              <w:t>2021)</w:t>
-            </w:r>
-          </w:p>
-          <w:p>
-            <w:pPr>
-              <w:pStyle w:val="StandardWeb"/>
-              <w:spacing w:before="0" w:beforeAutospacing="0" w:after="0" w:afterAutospacing="0"/>
-              <w:rPr>
-                <w:rFonts w:ascii="Palatino Linotype" w:hAnsi="Palatino Linotype"/>
+              <w:t xml:space="preserve">External </w:t>
+            </w:r>
+            <w:r>
+              <w:rPr>
+                <w:rFonts w:ascii="Palatino Linotype" w:hAnsi="Palatino Linotype"/>
+                <w:b/>
+                <w:bCs/>
+                <w:color w:val="000000"/>
+                <w:sz w:val="20"/>
+                <w:szCs w:val="20"/>
+                <w:lang w:val="en-US"/>
+              </w:rPr>
+              <w:t>Lecturer</w:t>
+            </w:r>
+          </w:p>
+          <w:p>
+            <w:pPr>
+              <w:pStyle w:val="StandardWeb"/>
+              <w:spacing w:before="0" w:beforeAutospacing="0" w:after="0" w:afterAutospacing="0"/>
+              <w:rPr>
+                <w:rFonts w:ascii="Palatino Linotype" w:hAnsi="Palatino Linotype"/>
+                <w:color w:val="000000"/>
+                <w:sz w:val="20"/>
+                <w:szCs w:val="20"/>
+                <w:lang w:val="en-US"/>
+              </w:rPr>
+            </w:pPr>
+            <w:r>
+              <w:rPr>
+                <w:rFonts w:ascii="Palatino Linotype" w:hAnsi="Palatino Linotype"/>
+                <w:color w:val="000000"/>
+                <w:sz w:val="20"/>
+                <w:szCs w:val="20"/>
+                <w:lang w:val="en-US"/>
+              </w:rPr>
+              <w:t>Managerial Accounting, Frankfurt School of Finance (2026)</w:t>
+            </w:r>
+          </w:p>
+          <w:p>
+            <w:pPr>
+              <w:pStyle w:val="StandardWeb"/>
+              <w:spacing w:before="0" w:beforeAutospacing="0" w:after="0" w:afterAutospacing="0"/>
+              <w:rPr>
+                <w:rFonts w:ascii="Palatino Linotype" w:hAnsi="Palatino Linotype"/>
+                <w:b/>
+                <w:bCs/>
                 <w:color w:val="000000"/>
                 <w:sz w:val="16"/>
                 <w:szCs w:val="16"/>
@@ -4960,72 +4573,324 @@
                 <w:szCs w:val="20"/>
                 <w:lang w:val="en-US"/>
               </w:rPr>
-              <w:t xml:space="preserve">External </w:t>
-            </w:r>
-            <w:r>
-              <w:rPr>
-                <w:rFonts w:ascii="Palatino Linotype" w:hAnsi="Palatino Linotype"/>
-                <w:b/>
-                <w:bCs/>
-                <w:color w:val="000000"/>
-                <w:sz w:val="20"/>
-                <w:szCs w:val="20"/>
-                <w:lang w:val="en-US"/>
-              </w:rPr>
-              <w:t>Lecturer</w:t>
-            </w:r>
-          </w:p>
-          <w:p>
-            <w:pPr>
-              <w:pStyle w:val="StandardWeb"/>
-              <w:spacing w:before="0" w:beforeAutospacing="0" w:after="0" w:afterAutospacing="0"/>
-              <w:rPr>
-                <w:rFonts w:ascii="Palatino Linotype" w:hAnsi="Palatino Linotype"/>
-                <w:color w:val="000000"/>
-                <w:sz w:val="20"/>
-                <w:szCs w:val="20"/>
-                <w:lang w:val="en-US"/>
-              </w:rPr>
-            </w:pPr>
-            <w:r>
-              <w:rPr>
-                <w:rFonts w:ascii="Palatino Linotype" w:hAnsi="Palatino Linotype"/>
-                <w:color w:val="000000"/>
-                <w:sz w:val="20"/>
-                <w:szCs w:val="20"/>
-                <w:lang w:val="en-US"/>
-              </w:rPr>
-              <w:t>Occupational Choice</w:t>
-            </w:r>
-            <w:r>
-              <w:rPr>
-                <w:rFonts w:ascii="Palatino Linotype" w:hAnsi="Palatino Linotype"/>
-                <w:color w:val="000000"/>
-                <w:sz w:val="20"/>
-                <w:szCs w:val="20"/>
-                <w:lang w:val="en-US"/>
-              </w:rPr>
-              <w:t>, Bonn-Rhein-Sieg University</w:t>
-            </w:r>
-            <w:r>
-              <w:rPr>
-                <w:rFonts w:ascii="Palatino Linotype" w:hAnsi="Palatino Linotype"/>
-                <w:color w:val="000000"/>
-                <w:sz w:val="20"/>
-                <w:szCs w:val="20"/>
-                <w:lang w:val="en-US"/>
-              </w:rPr>
-              <w:t xml:space="preserve"> of Applied Sciences</w:t>
-            </w:r>
-            <w:r>
-              <w:rPr>
-                <w:rFonts w:ascii="Palatino Linotype" w:hAnsi="Palatino Linotype"/>
-                <w:color w:val="000000"/>
-                <w:sz w:val="20"/>
-                <w:szCs w:val="20"/>
-                <w:lang w:val="en-US"/>
-              </w:rPr>
-              <w:t xml:space="preserve"> (2025)</w:t>
+              <w:t xml:space="preserve">Teaching </w:t>
+            </w:r>
+            <w:r>
+              <w:rPr>
+                <w:rFonts w:ascii="Palatino Linotype" w:hAnsi="Palatino Linotype"/>
+                <w:b/>
+                <w:bCs/>
+                <w:color w:val="000000"/>
+                <w:sz w:val="20"/>
+                <w:szCs w:val="20"/>
+                <w:lang w:val="en-US"/>
+              </w:rPr>
+              <w:t>Assistant</w:t>
+            </w:r>
+          </w:p>
+          <w:p>
+            <w:pPr>
+              <w:pStyle w:val="StandardWeb"/>
+              <w:spacing w:before="0" w:beforeAutospacing="0" w:after="0" w:afterAutospacing="0"/>
+              <w:rPr>
+                <w:rFonts w:ascii="Palatino Linotype" w:hAnsi="Palatino Linotype"/>
+                <w:color w:val="000000"/>
+                <w:sz w:val="20"/>
+                <w:szCs w:val="20"/>
+                <w:lang w:val="en-US"/>
+              </w:rPr>
+            </w:pPr>
+            <w:r>
+              <w:rPr>
+                <w:rFonts w:ascii="Palatino Linotype" w:hAnsi="Palatino Linotype"/>
+                <w:color w:val="000000"/>
+                <w:sz w:val="20"/>
+                <w:szCs w:val="20"/>
+                <w:lang w:val="en-US"/>
+              </w:rPr>
+              <w:t>CEMS Master in Management: Business Projects (2025)</w:t>
+            </w:r>
+          </w:p>
+          <w:p>
+            <w:pPr>
+              <w:pStyle w:val="StandardWeb"/>
+              <w:spacing w:before="0" w:beforeAutospacing="0" w:after="0" w:afterAutospacing="0"/>
+              <w:rPr>
+                <w:rFonts w:ascii="Palatino Linotype" w:hAnsi="Palatino Linotype"/>
+                <w:color w:val="000000"/>
+                <w:sz w:val="20"/>
+                <w:szCs w:val="20"/>
+                <w:lang w:val="en-US"/>
+              </w:rPr>
+            </w:pPr>
+            <w:r>
+              <w:rPr>
+                <w:rFonts w:ascii="Palatino Linotype" w:hAnsi="Palatino Linotype"/>
+                <w:color w:val="000000"/>
+                <w:sz w:val="20"/>
+                <w:szCs w:val="20"/>
+                <w:lang w:val="en-US"/>
+              </w:rPr>
+              <w:t>Business Projects in Corporate Development</w:t>
+            </w:r>
+            <w:r>
+              <w:rPr>
+                <w:rFonts w:ascii="Palatino Linotype" w:hAnsi="Palatino Linotype"/>
+                <w:color w:val="000000"/>
+                <w:sz w:val="20"/>
+                <w:szCs w:val="20"/>
+                <w:lang w:val="en-US"/>
+              </w:rPr>
+              <w:t>, Uni Cologne</w:t>
+            </w:r>
+            <w:r>
+              <w:rPr>
+                <w:rFonts w:ascii="Palatino Linotype" w:hAnsi="Palatino Linotype"/>
+                <w:color w:val="000000"/>
+                <w:sz w:val="20"/>
+                <w:szCs w:val="20"/>
+                <w:lang w:val="en-US"/>
+              </w:rPr>
+              <w:t xml:space="preserve"> </w:t>
+            </w:r>
+            <w:r>
+              <w:rPr>
+                <w:rFonts w:ascii="Palatino Linotype" w:hAnsi="Palatino Linotype"/>
+                <w:color w:val="000000"/>
+                <w:sz w:val="20"/>
+                <w:szCs w:val="20"/>
+                <w:lang w:val="en-US"/>
+              </w:rPr>
+              <w:t>(2023, 2024, 2025</w:t>
+            </w:r>
+            <w:r>
+              <w:rPr>
+                <w:rFonts w:ascii="Palatino Linotype" w:hAnsi="Palatino Linotype"/>
+                <w:color w:val="000000"/>
+                <w:sz w:val="20"/>
+                <w:szCs w:val="20"/>
+                <w:lang w:val="en-US"/>
+              </w:rPr>
+              <w:t>)</w:t>
+            </w:r>
+          </w:p>
+          <w:p>
+            <w:pPr>
+              <w:pStyle w:val="StandardWeb"/>
+              <w:spacing w:before="0" w:beforeAutospacing="0" w:after="0" w:afterAutospacing="0"/>
+              <w:rPr>
+                <w:rFonts w:ascii="Palatino Linotype" w:hAnsi="Palatino Linotype"/>
+                <w:color w:val="000000"/>
+                <w:sz w:val="20"/>
+                <w:szCs w:val="20"/>
+                <w:lang w:val="en-US"/>
+              </w:rPr>
+            </w:pPr>
+            <w:r>
+              <w:rPr>
+                <w:rFonts w:ascii="Palatino Linotype" w:hAnsi="Palatino Linotype"/>
+                <w:color w:val="000000"/>
+                <w:sz w:val="20"/>
+                <w:szCs w:val="20"/>
+                <w:lang w:val="en-US"/>
+              </w:rPr>
+              <w:t>Strategic Human Resource Management</w:t>
+            </w:r>
+            <w:r>
+              <w:rPr>
+                <w:rFonts w:ascii="Palatino Linotype" w:hAnsi="Palatino Linotype"/>
+                <w:color w:val="000000"/>
+                <w:sz w:val="20"/>
+                <w:szCs w:val="20"/>
+                <w:lang w:val="en-US"/>
+              </w:rPr>
+              <w:t xml:space="preserve"> (Tutorial)</w:t>
+            </w:r>
+            <w:r>
+              <w:rPr>
+                <w:rFonts w:ascii="Palatino Linotype" w:hAnsi="Palatino Linotype"/>
+                <w:color w:val="000000"/>
+                <w:sz w:val="20"/>
+                <w:szCs w:val="20"/>
+                <w:lang w:val="en-US"/>
+              </w:rPr>
+              <w:t>, Uni Cologne</w:t>
+            </w:r>
+            <w:r>
+              <w:rPr>
+                <w:rFonts w:ascii="Palatino Linotype" w:hAnsi="Palatino Linotype"/>
+                <w:color w:val="000000"/>
+                <w:sz w:val="20"/>
+                <w:szCs w:val="20"/>
+                <w:lang w:val="en-US"/>
+              </w:rPr>
+              <w:t xml:space="preserve"> (202</w:t>
+            </w:r>
+            <w:r>
+              <w:rPr>
+                <w:rFonts w:ascii="Palatino Linotype" w:hAnsi="Palatino Linotype"/>
+                <w:color w:val="000000"/>
+                <w:sz w:val="20"/>
+                <w:szCs w:val="20"/>
+                <w:lang w:val="en-US"/>
+              </w:rPr>
+              <w:t>2</w:t>
+            </w:r>
+            <w:r>
+              <w:rPr>
+                <w:rFonts w:ascii="Palatino Linotype" w:hAnsi="Palatino Linotype"/>
+                <w:color w:val="000000"/>
+                <w:sz w:val="20"/>
+                <w:szCs w:val="20"/>
+                <w:lang w:val="en-US"/>
+              </w:rPr>
+              <w:t>, 2025</w:t>
+            </w:r>
+            <w:r>
+              <w:rPr>
+                <w:rFonts w:ascii="Palatino Linotype" w:hAnsi="Palatino Linotype"/>
+                <w:color w:val="000000"/>
+                <w:sz w:val="20"/>
+                <w:szCs w:val="20"/>
+                <w:lang w:val="en-US"/>
+              </w:rPr>
+              <w:t>)</w:t>
+            </w:r>
+          </w:p>
+          <w:p>
+            <w:pPr>
+              <w:pStyle w:val="StandardWeb"/>
+              <w:spacing w:before="0" w:beforeAutospacing="0" w:after="0" w:afterAutospacing="0"/>
+              <w:rPr>
+                <w:rFonts w:ascii="Palatino Linotype" w:hAnsi="Palatino Linotype"/>
+                <w:color w:val="000000"/>
+                <w:sz w:val="20"/>
+                <w:szCs w:val="20"/>
+                <w:lang w:val="en-US"/>
+              </w:rPr>
+            </w:pPr>
+            <w:r>
+              <w:rPr>
+                <w:rFonts w:ascii="Palatino Linotype" w:hAnsi="Palatino Linotype"/>
+                <w:color w:val="000000"/>
+                <w:sz w:val="20"/>
+                <w:szCs w:val="20"/>
+                <w:lang w:val="en-US"/>
+              </w:rPr>
+              <w:t xml:space="preserve">Master Seminar in </w:t>
+            </w:r>
+            <w:r>
+              <w:rPr>
+                <w:rFonts w:ascii="Palatino Linotype" w:hAnsi="Palatino Linotype"/>
+                <w:color w:val="000000"/>
+                <w:sz w:val="20"/>
+                <w:szCs w:val="20"/>
+                <w:lang w:val="en-US"/>
+              </w:rPr>
+              <w:t>Corporate Development</w:t>
+            </w:r>
+            <w:r>
+              <w:rPr>
+                <w:rFonts w:ascii="Palatino Linotype" w:hAnsi="Palatino Linotype"/>
+                <w:color w:val="000000"/>
+                <w:sz w:val="20"/>
+                <w:szCs w:val="20"/>
+                <w:lang w:val="en-US"/>
+              </w:rPr>
+              <w:t>, Uni Cologne (2</w:t>
+            </w:r>
+            <w:r>
+              <w:rPr>
+                <w:rFonts w:ascii="Palatino Linotype" w:hAnsi="Palatino Linotype"/>
+                <w:color w:val="000000"/>
+                <w:sz w:val="20"/>
+                <w:szCs w:val="20"/>
+                <w:lang w:val="en-US"/>
+              </w:rPr>
+              <w:t>022)</w:t>
+            </w:r>
+          </w:p>
+          <w:p>
+            <w:pPr>
+              <w:pStyle w:val="StandardWeb"/>
+              <w:spacing w:before="0" w:beforeAutospacing="0" w:after="0" w:afterAutospacing="0"/>
+              <w:rPr>
+                <w:rFonts w:ascii="Palatino Linotype" w:hAnsi="Palatino Linotype"/>
+                <w:color w:val="000000"/>
+                <w:sz w:val="20"/>
+                <w:szCs w:val="20"/>
+                <w:lang w:val="en-US"/>
+              </w:rPr>
+            </w:pPr>
+            <w:r>
+              <w:rPr>
+                <w:rFonts w:ascii="Palatino Linotype" w:hAnsi="Palatino Linotype"/>
+                <w:color w:val="000000"/>
+                <w:sz w:val="20"/>
+                <w:szCs w:val="20"/>
+                <w:lang w:val="en-US"/>
+              </w:rPr>
+              <w:t xml:space="preserve">Bachelor Seminar </w:t>
+            </w:r>
+            <w:r>
+              <w:rPr>
+                <w:rFonts w:ascii="Palatino Linotype" w:hAnsi="Palatino Linotype"/>
+                <w:color w:val="000000"/>
+                <w:sz w:val="20"/>
+                <w:szCs w:val="20"/>
+                <w:lang w:val="en-US"/>
+              </w:rPr>
+              <w:t xml:space="preserve">in </w:t>
+            </w:r>
+            <w:r>
+              <w:rPr>
+                <w:rFonts w:ascii="Palatino Linotype" w:hAnsi="Palatino Linotype"/>
+                <w:color w:val="000000"/>
+                <w:sz w:val="20"/>
+                <w:szCs w:val="20"/>
+                <w:lang w:val="en-US"/>
+              </w:rPr>
+              <w:t>Corporate Development</w:t>
+            </w:r>
+            <w:r>
+              <w:rPr>
+                <w:rFonts w:ascii="Palatino Linotype" w:hAnsi="Palatino Linotype"/>
+                <w:color w:val="000000"/>
+                <w:sz w:val="20"/>
+                <w:szCs w:val="20"/>
+                <w:lang w:val="en-US"/>
+              </w:rPr>
+              <w:t>, Uni Cologne</w:t>
+            </w:r>
+            <w:r>
+              <w:rPr>
+                <w:rFonts w:ascii="Palatino Linotype" w:hAnsi="Palatino Linotype"/>
+                <w:color w:val="000000"/>
+                <w:sz w:val="20"/>
+                <w:szCs w:val="20"/>
+                <w:lang w:val="en-US"/>
+              </w:rPr>
+              <w:t xml:space="preserve"> </w:t>
+            </w:r>
+            <w:r>
+              <w:rPr>
+                <w:rFonts w:ascii="Palatino Linotype" w:hAnsi="Palatino Linotype"/>
+                <w:color w:val="000000"/>
+                <w:sz w:val="20"/>
+                <w:szCs w:val="20"/>
+                <w:lang w:val="en-US"/>
+              </w:rPr>
+              <w:t>(</w:t>
+            </w:r>
+            <w:r>
+              <w:rPr>
+                <w:rFonts w:ascii="Palatino Linotype" w:hAnsi="Palatino Linotype"/>
+                <w:color w:val="000000"/>
+                <w:sz w:val="20"/>
+                <w:szCs w:val="20"/>
+                <w:lang w:val="en-US"/>
+              </w:rPr>
+              <w:t>2021)</w:t>
             </w:r>
           </w:p>
           <w:p>
@@ -5199,8 +5064,8 @@
               <w:rPr>
                 <w:rFonts w:ascii="Palatino Linotype" w:hAnsi="Palatino Linotype"/>
                 <w:color w:val="000000"/>
-                <w:sz w:val="22"/>
-                <w:szCs w:val="22"/>
+                <w:sz w:val="16"/>
+                <w:szCs w:val="16"/>
                 <w:lang w:val="en-US"/>
               </w:rPr>
             </w:pPr>
@@ -5209,7 +5074,7 @@
       </w:tr>
       <w:tr>
         <w:trPr>
-          <w:trHeight w:val="301"/>
+          <w:trHeight w:val="1263"/>
         </w:trPr>
         <w:tc>
           <w:tcPr>
@@ -5282,23 +5147,92 @@
               <w:spacing w:before="0" w:beforeAutospacing="0" w:after="0" w:afterAutospacing="0"/>
               <w:rPr>
                 <w:rFonts w:ascii="Palatino Linotype" w:hAnsi="Palatino Linotype"/>
-                <w:b/>
-                <w:bCs/>
-                <w:color w:val="000000"/>
-                <w:sz w:val="20"/>
-                <w:szCs w:val="20"/>
-                <w:lang w:val="en-US"/>
-              </w:rPr>
-            </w:pPr>
-            <w:r>
-              <w:rPr>
-                <w:rFonts w:ascii="Palatino Linotype" w:hAnsi="Palatino Linotype"/>
-                <w:color w:val="000000"/>
-                <w:sz w:val="20"/>
-                <w:szCs w:val="20"/>
-                <w:lang w:val="en-US"/>
-              </w:rPr>
-              <w:t>Speaker of the PhD Cohort (2021), PhD Representative at the Examination Board (2021-2022), First-Gen Student Mentor (2020-2024)</w:t>
+                <w:color w:val="000000"/>
+                <w:sz w:val="20"/>
+                <w:szCs w:val="20"/>
+                <w:lang w:val="en-US"/>
+              </w:rPr>
+            </w:pPr>
+            <w:r>
+              <w:rPr>
+                <w:rFonts w:ascii="Palatino Linotype" w:hAnsi="Palatino Linotype"/>
+                <w:color w:val="000000"/>
+                <w:sz w:val="20"/>
+                <w:szCs w:val="20"/>
+                <w:lang w:val="en-US"/>
+              </w:rPr>
+              <w:t>Speaker of the PhD Cohort (2021)</w:t>
+            </w:r>
+          </w:p>
+          <w:p>
+            <w:pPr>
+              <w:pStyle w:val="StandardWeb"/>
+              <w:spacing w:before="0" w:beforeAutospacing="0" w:after="0" w:afterAutospacing="0"/>
+              <w:rPr>
+                <w:rFonts w:ascii="Palatino Linotype" w:hAnsi="Palatino Linotype"/>
+                <w:color w:val="000000"/>
+                <w:sz w:val="20"/>
+                <w:szCs w:val="20"/>
+                <w:lang w:val="en-US"/>
+              </w:rPr>
+            </w:pPr>
+            <w:r>
+              <w:rPr>
+                <w:rFonts w:ascii="Palatino Linotype" w:hAnsi="Palatino Linotype"/>
+                <w:color w:val="000000"/>
+                <w:sz w:val="20"/>
+                <w:szCs w:val="20"/>
+                <w:lang w:val="en-US"/>
+              </w:rPr>
+              <w:t xml:space="preserve">PhD Representative at the Examination Board (2021-2022), </w:t>
+            </w:r>
+          </w:p>
+          <w:p>
+            <w:pPr>
+              <w:pStyle w:val="StandardWeb"/>
+              <w:spacing w:before="0" w:beforeAutospacing="0" w:after="0" w:afterAutospacing="0"/>
+              <w:rPr>
+                <w:rFonts w:ascii="Palatino Linotype" w:hAnsi="Palatino Linotype"/>
+                <w:color w:val="000000"/>
+                <w:sz w:val="20"/>
+                <w:szCs w:val="20"/>
+                <w:lang w:val="en-US"/>
+              </w:rPr>
+            </w:pPr>
+            <w:r>
+              <w:rPr>
+                <w:rFonts w:ascii="Palatino Linotype" w:hAnsi="Palatino Linotype"/>
+                <w:color w:val="000000"/>
+                <w:sz w:val="20"/>
+                <w:szCs w:val="20"/>
+                <w:lang w:val="en-US"/>
+              </w:rPr>
+              <w:t>First-Gen Student Mentor (2020-2024)</w:t>
+            </w:r>
+          </w:p>
+          <w:p>
+            <w:pPr>
+              <w:pStyle w:val="StandardWeb"/>
+              <w:spacing w:before="0" w:beforeAutospacing="0" w:after="0" w:afterAutospacing="0"/>
+              <w:rPr>
+                <w:rFonts w:ascii="Palatino Linotype" w:hAnsi="Palatino Linotype"/>
+                <w:b/>
+                <w:bCs/>
+                <w:color w:val="000000"/>
+                <w:sz w:val="20"/>
+                <w:szCs w:val="20"/>
+                <w:lang w:val="en-US"/>
+              </w:rPr>
+            </w:pPr>
+            <w:r>
+              <w:rPr>
+                <w:rFonts w:ascii="Palatino Linotype" w:hAnsi="Palatino Linotype"/>
+                <w:color w:val="000000"/>
+                <w:sz w:val="20"/>
+                <w:szCs w:val="20"/>
+                <w:lang w:val="en-US"/>
+              </w:rPr>
+              <w:t>Reviewer, EAA Annual Meeting</w:t>
             </w:r>
           </w:p>
         </w:tc>
